--- a/nep/docx/026.content.docx
+++ b/nep/docx/026.content.docx
@@ -220,65 +220,628 @@
       </w:r>
       <w:r>
         <w:rPr>
+          <w:lang w:val="ne_NP" w:bidi="ne_NP"/>
+        </w:rPr>
+        <w:t>यहूदी</w:t>
+      </w:r>
+      <w:r>
+        <w:rPr>
+          <w:lang w:val="ne_NP" w:bidi="ne_NP"/>
+        </w:rPr>
+        <w:t xml:space="preserve"> मानिसहरूको सबैभन्दा महत्त्वपूर्ण शहरको नाम हो। परमेश्वरको </w:t>
+      </w:r>
+      <w:r>
+        <w:rPr>
+          <w:lang w:val="ne_NP" w:bidi="ne_NP"/>
+        </w:rPr>
+        <w:t>मन्दिर</w:t>
+      </w:r>
+      <w:r>
+        <w:rPr>
+          <w:lang w:val="ne_NP" w:bidi="ne_NP"/>
+        </w:rPr>
+        <w:t xml:space="preserve">, यरूशलेममा थियो, जहाँ यहूदीहरूले परमेश्वरको </w:t>
+      </w:r>
+      <w:r>
+        <w:rPr>
+          <w:lang w:val="ne_NP" w:bidi="ne_NP"/>
+        </w:rPr>
+        <w:t>आराधना</w:t>
+      </w:r>
+      <w:r>
+        <w:rPr>
+          <w:lang w:val="ne_NP" w:bidi="ne_NP"/>
+        </w:rPr>
+        <w:t xml:space="preserve"> गरे। मन्दिरमा महत्त्वपूर्ण चाडहरू मनाउन यहूदीहरू वर्षमा धेरै पटक यरूशलेम यात्रा गर्थे। यहूदी धार्मिक अदालत, </w:t>
+      </w:r>
+      <w:r>
+        <w:rPr>
+          <w:lang w:val="ne_NP" w:bidi="ne_NP"/>
+        </w:rPr>
+        <w:t>महासभा</w:t>
+      </w:r>
+      <w:r>
+        <w:rPr>
+          <w:lang w:val="ne_NP" w:bidi="ne_NP"/>
+        </w:rPr>
+        <w:t xml:space="preserve"> पनि यरूशलेममा भेला भयो।</w:t>
+      </w:r>
+    </w:p>
+    <w:p>
+      <w:pPr/>
+      <w:r>
+        <w:rPr>
+          <w:lang w:val="ne_NP" w:bidi="ne_NP"/>
+        </w:rPr>
+      </w:r>
+      <w:r>
+        <w:rPr>
+          <w:lang w:val="ne_NP" w:bidi="ne_NP"/>
+        </w:rPr>
+        <w:t xml:space="preserve">येशू जन्मनु भन्दा लगभग एक हजार वर्ष अघि, राजा </w:t>
+      </w:r>
+      <w:r>
+        <w:rPr>
+          <w:lang w:val="ne_NP" w:bidi="ne_NP"/>
+        </w:rPr>
+        <w:t>दाऊदले</w:t>
+      </w:r>
+      <w:r>
+        <w:rPr>
+          <w:lang w:val="ne_NP" w:bidi="ne_NP"/>
+        </w:rPr>
+        <w:t xml:space="preserve"> यरूशलेम शहरलाई </w:t>
+      </w:r>
+      <w:r>
+        <w:rPr>
+          <w:lang w:val="ne_NP" w:bidi="ne_NP"/>
+        </w:rPr>
+        <w:t>इस्राएलको</w:t>
+      </w:r>
+      <w:r>
+        <w:rPr>
+          <w:lang w:val="ne_NP" w:bidi="ne_NP"/>
+        </w:rPr>
+        <w:t xml:space="preserve"> राजधानीको रूपमा स्थापित गरे। लगभग ५०० वर्षपछि, </w:t>
+      </w:r>
+      <w:r>
+        <w:rPr>
+          <w:lang w:val="ne_NP" w:bidi="ne_NP"/>
+        </w:rPr>
+        <w:t>इस्राएलीहरू</w:t>
+      </w:r>
+      <w:r>
+        <w:rPr>
+          <w:lang w:val="ne_NP" w:bidi="ne_NP"/>
+        </w:rPr>
+        <w:t>को शत्रुहरूले शहरलाई नष्ट गरे, तर इस्राएलीहरूले यसलाई फेरि निर्माण गरे। यहूदी मानिसहरूले यरूशलेम शहरलाई धेरै प्रेम गरे।</w:t>
+      </w:r>
+    </w:p>
+    <w:p>
+      <w:pPr/>
+      <w:r>
+        <w:rPr>
+          <w:lang w:val="ne_NP" w:bidi="ne_NP"/>
+        </w:rPr>
+      </w:r>
+      <w:r>
+        <w:rPr>
+          <w:lang w:val="ne_NP" w:bidi="ne_NP"/>
+        </w:rPr>
+        <w:t xml:space="preserve">यरूशलेम </w:t>
+      </w:r>
+      <w:r>
+        <w:rPr>
+          <w:lang w:val="ne_NP" w:bidi="ne_NP"/>
+        </w:rPr>
+        <w:t>यहूदिया</w:t>
+      </w:r>
+      <w:r>
+        <w:rPr>
+          <w:lang w:val="ne_NP" w:bidi="ne_NP"/>
+        </w:rPr>
+        <w:t xml:space="preserve"> भनिने प्रान्तको भाग थियो। यरूशलेम एउटा डाँडामा बनाईएको थियो। त्यसैले मानिसहरूले सधैं "</w:t>
+      </w:r>
+      <w:r>
+        <w:rPr>
           <w:b/>
           <w:lang w:val="ne_NP" w:bidi="ne_NP"/>
         </w:rPr>
+        <w:t>माथि</w:t>
+      </w:r>
+      <w:r>
+        <w:rPr>
+          <w:lang w:val="ne_NP" w:bidi="ne_NP"/>
+        </w:rPr>
+        <w:t xml:space="preserve"> यरूशलेम" जाँदै छौ भने। </w:t>
+      </w:r>
+      <w:r>
+        <w:rPr>
+          <w:lang w:val="ne_NP" w:bidi="ne_NP"/>
+        </w:rPr>
+      </w:r>
+      <w:r>
+        <w:rPr>
+          <w:lang w:val="ne_NP" w:bidi="ne_NP"/>
+        </w:rPr>
+      </w:r>
+    </w:p>
+    <w:p>
+      <w:pPr/>
+      <w:r>
+        <w:rPr>
+          <w:lang w:val="ne_NP" w:bidi="ne_NP"/>
+        </w:rPr>
+      </w:r>
+    </w:p>
+    <w:p>
+      <w:pPr>
+        <w:pStyle w:val="Heading2"/>
+      </w:pPr>
+      <w:r>
+        <w:rPr>
+          <w:lang w:val="ne_NP" w:bidi="ne_NP"/>
+        </w:rPr>
+        <w:t>यर्दन नदी</w:t>
+      </w:r>
+      <w:r>
+        <w:rPr>
+          <w:lang w:val="ne_NP" w:bidi="ne_NP"/>
+        </w:rPr>
+      </w:r>
+    </w:p>
+    <w:p>
+      <w:pPr/>
+      <w:r>
+        <w:rPr>
+          <w:lang w:val="ne_NP" w:bidi="ne_NP"/>
+        </w:rPr>
+      </w:r>
+      <w:r>
+        <w:rPr>
+          <w:b/>
+          <w:lang w:val="ne_NP" w:bidi="ne_NP"/>
+        </w:rPr>
+        <w:t>यर्दन नदी</w:t>
+      </w:r>
+      <w:r>
+        <w:rPr>
+          <w:lang w:val="ne_NP" w:bidi="ne_NP"/>
+        </w:rPr>
+        <w:t xml:space="preserve"> उत्तरबाट दक्षिणतिर </w:t>
+      </w:r>
+      <w:r>
+        <w:rPr>
+          <w:lang w:val="ne_NP" w:bidi="ne_NP"/>
+        </w:rPr>
+        <w:t>इस्राएलमा</w:t>
+      </w:r>
+      <w:r>
+        <w:rPr>
+          <w:lang w:val="ne_NP" w:bidi="ne_NP"/>
+        </w:rPr>
+        <w:t xml:space="preserve"> बग्ने लामो नदी हो । वर्षाको समयमा नदी एकदम फराकिलो र गहिरो हुन्छ। वर्षाको अन्य समयहरूमा नदी सानो हुन्छ, र मनिसहरू पानीमा पैदल यात्रा गरेर वा पौडेर नदी पार गर्न सक्छ। दुई ठाउँहरूमा, नदी ठूलो ताल पार गरेर जान्छ: पहिलो गालीलको ताल वा गालिल समुद्र र पछि मृत सागर। </w:t>
+      </w:r>
+      <w:r>
+        <w:rPr>
+          <w:lang w:val="ne_NP" w:bidi="ne_NP"/>
+        </w:rPr>
+        <w:t>गालीलको तालमा</w:t>
+      </w:r>
+      <w:r>
+        <w:rPr>
+          <w:lang w:val="ne_NP" w:bidi="ne_NP"/>
+        </w:rPr>
+        <w:t xml:space="preserve"> मीठो पानी छ र तालमा धेरै माछाहरू छन्; तर मृत सागरको पानी नुनिलो छ र यो पानी ज्यादै नुनिलो भएकोले यसमा कुनै पनि माछा बाँच्न सक्दैन। यर्दन नदी मृत सागरमा पुगेर रोकिन्छ।</w:t>
+      </w:r>
+    </w:p>
+    <w:p>
+      <w:pPr/>
+      <w:r>
+        <w:rPr>
+          <w:lang w:val="ne_NP" w:bidi="ne_NP"/>
+        </w:rPr>
+      </w:r>
+      <w:r>
+        <w:rPr>
+          <w:lang w:val="ne_NP" w:bidi="ne_NP"/>
+        </w:rPr>
+        <w:t xml:space="preserve">यर्दन नदी </w:t>
+      </w:r>
+      <w:r>
+        <w:rPr>
+          <w:lang w:val="ne_NP" w:bidi="ne_NP"/>
+        </w:rPr>
+        <w:t>यहूदीहरूको</w:t>
+      </w:r>
+      <w:r>
+        <w:rPr>
+          <w:lang w:val="ne_NP" w:bidi="ne_NP"/>
+        </w:rPr>
+        <w:t xml:space="preserve"> लागि धेरै महत्त्वपूर्ण थियो। यो महत्त्वपूर्ण थियो किनभने मानिसहरूलाई नदीको पानी चाहिन्थ्यो, तर अर्कोकुरा </w:t>
+      </w:r>
+      <w:r>
+        <w:rPr>
+          <w:lang w:val="ne_NP" w:bidi="ne_NP"/>
+        </w:rPr>
+        <w:t>इस्राएलीहरू</w:t>
+      </w:r>
+      <w:r>
+        <w:rPr>
+          <w:lang w:val="ne_NP" w:bidi="ne_NP"/>
+        </w:rPr>
+        <w:t xml:space="preserve"> पहिलो पटक भूमिमा प्रवेश गर्दा यहि यर्दन नदी पार गर्नुपर्थ्यो। यो वर्षाको समय थियो, र त्यो समयमा नदी धेरै गहिरो र फराकिलो थियो। तर परमेश्वरले </w:t>
+      </w:r>
+      <w:r>
+        <w:rPr>
+          <w:lang w:val="ne_NP" w:bidi="ne_NP"/>
+        </w:rPr>
+        <w:t>चमत्कार</w:t>
+      </w:r>
+      <w:r>
+        <w:rPr>
+          <w:lang w:val="ne_NP" w:bidi="ne_NP"/>
+        </w:rPr>
+        <w:t xml:space="preserve"> गर्नुभयो र नदीको पानी रोक्नु भयो र इस्राएलका मानिसहरू सुरक्षित रूपमा नदीको मुनिबाट पार गरेर अर्को किनारमा जान सके।</w:t>
+      </w:r>
+      <w:r>
+        <w:rPr>
+          <w:lang w:val="ne_NP" w:bidi="ne_NP"/>
+        </w:rPr>
+      </w:r>
+      <w:r>
+        <w:rPr>
+          <w:lang w:val="ne_NP" w:bidi="ne_NP"/>
+        </w:rPr>
+      </w:r>
+    </w:p>
+    <w:p>
+      <w:pPr/>
+      <w:r>
+        <w:rPr>
+          <w:lang w:val="ne_NP" w:bidi="ne_NP"/>
+        </w:rPr>
+      </w:r>
+    </w:p>
+    <w:p>
+      <w:pPr>
+        <w:pStyle w:val="Heading2"/>
+      </w:pPr>
+      <w:r>
+        <w:rPr>
+          <w:lang w:val="ne_NP" w:bidi="ne_NP"/>
+        </w:rPr>
+        <w:t>यशैया</w:t>
+      </w:r>
+      <w:r>
+        <w:rPr>
+          <w:lang w:val="ne_NP" w:bidi="ne_NP"/>
+        </w:rPr>
+      </w:r>
+    </w:p>
+    <w:p>
+      <w:pPr/>
+      <w:r>
+        <w:rPr>
+          <w:lang w:val="ne_NP" w:bidi="ne_NP"/>
+        </w:rPr>
+      </w:r>
+      <w:r>
+        <w:rPr>
+          <w:b/>
+          <w:lang w:val="ne_NP" w:bidi="ne_NP"/>
+        </w:rPr>
+        <w:t>यशैया</w:t>
+      </w:r>
+      <w:r>
+        <w:rPr>
+          <w:lang w:val="ne_NP" w:bidi="ne_NP"/>
+        </w:rPr>
+        <w:t xml:space="preserve"> येशू भन्दा लगभग ७०० वर्ष अघिका </w:t>
+      </w:r>
+      <w:r>
+        <w:rPr>
+          <w:lang w:val="ne_NP" w:bidi="ne_NP"/>
+        </w:rPr>
+        <w:t>अगमवक्ता</w:t>
+      </w:r>
+      <w:r>
+        <w:rPr>
+          <w:lang w:val="ne_NP" w:bidi="ne_NP"/>
+        </w:rPr>
+        <w:t xml:space="preserve"> थिए। अगमवक्ता त्यो व्यक्ति हो जसले मानिसहरूलाई परमेश्वरको सन्देशहरू दिन्छ। यशैयाको धेरै सन्देशहरू लेखिएका छन् र हामी तिनीहरूलाई यशैयाको पुस्तकमा सुन्न सक्छौं।</w:t>
+      </w:r>
+    </w:p>
+    <w:p>
+      <w:pPr/>
+      <w:r>
+        <w:rPr>
+          <w:lang w:val="ne_NP" w:bidi="ne_NP"/>
+        </w:rPr>
+      </w:r>
+      <w:r>
+        <w:rPr>
+          <w:lang w:val="ne_NP" w:bidi="ne_NP"/>
+        </w:rPr>
+        <w:t xml:space="preserve">यशैया जीवित हुँदा, </w:t>
+      </w:r>
+      <w:r>
+        <w:rPr>
+          <w:lang w:val="ne_NP" w:bidi="ne_NP"/>
+        </w:rPr>
+        <w:t>इस्राएल</w:t>
+      </w:r>
+      <w:r>
+        <w:rPr>
+          <w:lang w:val="ne_NP" w:bidi="ne_NP"/>
+        </w:rPr>
+        <w:t xml:space="preserve"> </w:t>
+      </w:r>
+      <w:r>
+        <w:rPr>
+          <w:lang w:val="ne_NP" w:bidi="ne_NP"/>
+        </w:rPr>
+        <w:t>जाति</w:t>
+      </w:r>
+      <w:r>
+        <w:rPr>
+          <w:lang w:val="ne_NP" w:bidi="ne_NP"/>
+        </w:rPr>
+        <w:t xml:space="preserve"> दुई भागमा विभाजित भएको थियो। उत्तरी भागलाई इस्राएल भनियो र दक्षिणी भागलाई </w:t>
+      </w:r>
+      <w:r>
+        <w:rPr>
+          <w:lang w:val="ne_NP" w:bidi="ne_NP"/>
+        </w:rPr>
+        <w:t>यहूदा</w:t>
+      </w:r>
+      <w:r>
+        <w:rPr>
+          <w:lang w:val="ne_NP" w:bidi="ne_NP"/>
+        </w:rPr>
+        <w:t xml:space="preserve"> भनियो। यशैयाले विशेष गरी यहूदाका मानिसहरूलाई आफ्नो सन्देशहरू दिए। यहूदाका धेरै मानिसहरूले झूटा </w:t>
+      </w:r>
+      <w:r>
+        <w:rPr>
+          <w:lang w:val="ne_NP" w:bidi="ne_NP"/>
+        </w:rPr>
+        <w:t>देवताहरूको</w:t>
+      </w:r>
+      <w:r>
+        <w:rPr>
+          <w:lang w:val="ne_NP" w:bidi="ne_NP"/>
+        </w:rPr>
+        <w:t xml:space="preserve"> </w:t>
+      </w:r>
+      <w:r>
+        <w:rPr>
+          <w:lang w:val="ne_NP" w:bidi="ne_NP"/>
+        </w:rPr>
+        <w:t>आराधना</w:t>
+      </w:r>
+      <w:r>
+        <w:rPr>
+          <w:lang w:val="ne_NP" w:bidi="ne_NP"/>
+        </w:rPr>
+        <w:t xml:space="preserve"> गरिरहेका थिए र परमेश्वरले तिनीहरूलाई दिनु भएको असल नियमहरू पालन गरेनन्। यशैयाले मानिसहरूलाई </w:t>
+      </w:r>
+      <w:r>
+        <w:rPr>
+          <w:lang w:val="ne_NP" w:bidi="ne_NP"/>
+        </w:rPr>
+        <w:t>पश्चात्ताप</w:t>
+      </w:r>
+      <w:r>
+        <w:rPr>
+          <w:lang w:val="ne_NP" w:bidi="ne_NP"/>
+        </w:rPr>
+        <w:t xml:space="preserve"> गरेर परमेश्वरको आज्ञा पालन गर्न थाल्नु भनेर बारम्बार चेतावनी दिए, किनभने परमेश्वरले तिनीहरूलाई दण्ड दिन लाग्नु भएको थियो। तर यशैयाले मानिसहरूलाई आशाको सन्देशहरू पनि दिए। परमेश्वरले फेरि सबै कुरालाई ठिक पार्ने व्यक्तिलाई पठाउन हुनुहुनेछ भनेर उनले तिनीहरूलाई भने। परमेश्वरले सबै कुराहरू फेरि ठिक बनाउने प्रतिज्ञाहरू येशूमा पूरा गर्नुभयो।</w:t>
+      </w:r>
+      <w:r>
+        <w:rPr>
+          <w:lang w:val="ne_NP" w:bidi="ne_NP"/>
+        </w:rPr>
+      </w:r>
+      <w:r>
+        <w:rPr>
+          <w:lang w:val="ne_NP" w:bidi="ne_NP"/>
+        </w:rPr>
+      </w:r>
+    </w:p>
+    <w:p>
+      <w:pPr/>
+      <w:r>
+        <w:rPr>
+          <w:lang w:val="ne_NP" w:bidi="ne_NP"/>
+        </w:rPr>
+      </w:r>
+    </w:p>
+    <w:p>
+      <w:pPr>
+        <w:pStyle w:val="Heading2"/>
+      </w:pPr>
+      <w:r>
+        <w:rPr>
+          <w:lang w:val="ne_NP" w:bidi="ne_NP"/>
+        </w:rPr>
+        <w:t>यहूदिया</w:t>
+      </w:r>
+      <w:r>
+        <w:rPr>
+          <w:lang w:val="ne_NP" w:bidi="ne_NP"/>
+        </w:rPr>
+      </w:r>
+    </w:p>
+    <w:p>
+      <w:pPr/>
+      <w:r>
+        <w:rPr>
+          <w:lang w:val="ne_NP" w:bidi="ne_NP"/>
+        </w:rPr>
+      </w:r>
+      <w:r>
+        <w:rPr>
+          <w:lang w:val="ne_NP" w:bidi="ne_NP"/>
+        </w:rPr>
+        <w:t xml:space="preserve"> नयाँ नियमको समयमा </w:t>
+      </w:r>
+      <w:r>
+        <w:rPr>
+          <w:b/>
+          <w:lang w:val="ne_NP" w:bidi="ne_NP"/>
+        </w:rPr>
+        <w:t>यहूदिया</w:t>
+      </w:r>
+      <w:r>
+        <w:rPr>
+          <w:lang w:val="ne_NP" w:bidi="ne_NP"/>
+        </w:rPr>
+        <w:t xml:space="preserve"> </w:t>
+      </w:r>
+      <w:r>
+        <w:rPr>
+          <w:b/>
+          <w:lang w:val="ne_NP" w:bidi="ne_NP"/>
+        </w:rPr>
+        <w:t>इस्राएलको</w:t>
+      </w:r>
+      <w:r>
+        <w:rPr>
+          <w:lang w:val="ne_NP" w:bidi="ne_NP"/>
+        </w:rPr>
+        <w:t xml:space="preserve"> एउटा क्षेत्रको नाम हो।</w:t>
+      </w:r>
+    </w:p>
+    <w:p>
+      <w:pPr/>
+      <w:r>
+        <w:rPr>
+          <w:lang w:val="ne_NP" w:bidi="ne_NP"/>
+        </w:rPr>
+      </w:r>
+      <w:r>
+        <w:rPr>
+          <w:lang w:val="ne_NP" w:bidi="ne_NP"/>
+        </w:rPr>
+        <w:t xml:space="preserve">येशूको समयमा, इस्राएल स्वतन्त्र </w:t>
+      </w:r>
+      <w:r>
+        <w:rPr>
+          <w:b/>
+          <w:lang w:val="ne_NP" w:bidi="ne_NP"/>
+        </w:rPr>
+        <w:t>राष्ट्र</w:t>
+      </w:r>
+      <w:r>
+        <w:rPr>
+          <w:lang w:val="ne_NP" w:bidi="ne_NP"/>
+        </w:rPr>
+        <w:t xml:space="preserve"> थिएन। </w:t>
+      </w:r>
+      <w:r>
+        <w:rPr>
+          <w:b/>
+          <w:lang w:val="ne_NP" w:bidi="ne_NP"/>
+        </w:rPr>
+        <w:t>इस्राएलीहरू</w:t>
+      </w:r>
+      <w:r>
+        <w:rPr>
+          <w:lang w:val="ne_NP" w:bidi="ne_NP"/>
+        </w:rPr>
+        <w:t xml:space="preserve">लाई रोमी मानिसहरूले शासन गरेका थिए। रोमीहरूले इस्राएललाई धेरै क्षेत्र वा प्रांतहरूमा विभाजित गरेका थिए। यी प्रान्तहरू दक्षिणमा यहूदिया, उत्तरमा </w:t>
+      </w:r>
+      <w:r>
+        <w:rPr>
+          <w:b/>
+          <w:lang w:val="ne_NP" w:bidi="ne_NP"/>
+        </w:rPr>
+        <w:t>गालील</w:t>
+      </w:r>
+      <w:r>
+        <w:rPr>
+          <w:lang w:val="ne_NP" w:bidi="ne_NP"/>
+        </w:rPr>
+        <w:t xml:space="preserve"> र बीचमा </w:t>
+      </w:r>
+      <w:r>
+        <w:rPr>
+          <w:b/>
+          <w:lang w:val="ne_NP" w:bidi="ne_NP"/>
+        </w:rPr>
+        <w:t>सामरिया</w:t>
+      </w:r>
+      <w:r>
+        <w:rPr>
+          <w:lang w:val="ne_NP" w:bidi="ne_NP"/>
+        </w:rPr>
+        <w:t xml:space="preserve"> थिए।</w:t>
+      </w:r>
+    </w:p>
+    <w:p>
+      <w:pPr/>
+      <w:r>
+        <w:rPr>
+          <w:lang w:val="ne_NP" w:bidi="ne_NP"/>
+        </w:rPr>
+      </w:r>
+      <w:r>
+        <w:rPr>
+          <w:lang w:val="ne_NP" w:bidi="ne_NP"/>
+        </w:rPr>
+        <w:t xml:space="preserve">यहूदिया सबैभन्दा महत्त्वपूर्ण शहर </w:t>
+      </w:r>
+      <w:r>
+        <w:rPr>
+          <w:b/>
+          <w:lang w:val="ne_NP" w:bidi="ne_NP"/>
+        </w:rPr>
+        <w:t>यरूशलेम</w:t>
+      </w:r>
+      <w:r>
+        <w:rPr>
+          <w:lang w:val="ne_NP" w:bidi="ne_NP"/>
+        </w:rPr>
+        <w:t xml:space="preserve"> भएको ठाउँ थियो जहाँ परमेश्वरको </w:t>
+      </w:r>
+      <w:r>
+        <w:rPr>
+          <w:b/>
+          <w:lang w:val="ne_NP" w:bidi="ne_NP"/>
+        </w:rPr>
+        <w:t>मन्दिर</w:t>
+      </w:r>
+      <w:r>
+        <w:rPr>
+          <w:lang w:val="ne_NP" w:bidi="ne_NP"/>
+        </w:rPr>
+        <w:t xml:space="preserve"> थियो। प्राय: यहूदियाका मानिसहरूले आफुलाई गालीलका मानिसहरू भन्दा राम्रो </w:t>
+      </w:r>
+      <w:r>
+        <w:rPr>
+          <w:b/>
+          <w:lang w:val="ne_NP" w:bidi="ne_NP"/>
+        </w:rPr>
         <w:t>यहूदी</w:t>
       </w:r>
       <w:r>
         <w:rPr>
           <w:lang w:val="ne_NP" w:bidi="ne_NP"/>
         </w:rPr>
-        <w:t xml:space="preserve"> मानिसहरूको सबैभन्दा महत्त्वपूर्ण शहरको नाम हो। परमेश्वरको </w:t>
-      </w:r>
-      <w:hyperlink r:id="rId13">
-        <w:r>
-          <w:rPr>
-            <w:lang w:val="ne_NP" w:bidi="ne_NP"/>
-          </w:rPr>
-          <w:rPr>
-            <w:color w:val="0000EE"/>
-            <w:u w:val="single"/>
-          </w:rPr>
-          <w:t>मन्दिर</w:t>
-        </w:r>
-      </w:hyperlink>
-      <w:r>
-        <w:rPr>
-          <w:lang w:val="ne_NP" w:bidi="ne_NP"/>
-        </w:rPr>
-        <w:t xml:space="preserve">, यरूशलेममा थियो, जहाँ यहूदीहरूले परमेश्वरको </w:t>
+        <w:t xml:space="preserve"> हौं भनेर सोच्थे। तिनीहरूले गालीलका मानिसहरूलाई तुच्छ ठानेर तिनीहरूलाई अशिक्षित र असभ्य ठाने। यहूदिया </w:t>
       </w:r>
       <w:r>
         <w:rPr>
           <w:b/>
           <w:lang w:val="ne_NP" w:bidi="ne_NP"/>
         </w:rPr>
-        <w:t>आराधना</w:t>
-      </w:r>
-      <w:r>
-        <w:rPr>
-          <w:lang w:val="ne_NP" w:bidi="ne_NP"/>
-        </w:rPr>
-        <w:t xml:space="preserve"> गरे। मन्दिरमा महत्त्वपूर्ण चाडहरू मनाउन यहूदीहरू वर्षमा धेरै पटक यरूशलेम यात्रा गर्थे। यहूदी धार्मिक अदालत, </w:t>
-      </w:r>
-      <w:hyperlink r:id="rId14">
-        <w:r>
-          <w:rPr>
-            <w:lang w:val="ne_NP" w:bidi="ne_NP"/>
-          </w:rPr>
-          <w:rPr>
-            <w:color w:val="0000EE"/>
-            <w:u w:val="single"/>
-          </w:rPr>
-          <w:t>महासभा</w:t>
-        </w:r>
-      </w:hyperlink>
-      <w:r>
-        <w:rPr>
-          <w:lang w:val="ne_NP" w:bidi="ne_NP"/>
-        </w:rPr>
-        <w:t xml:space="preserve"> पनि यरूशलेममा भेला भयो।</w:t>
+        <w:t>र</w:t>
+      </w:r>
+      <w:r>
+        <w:rPr>
+          <w:lang w:val="ne_NP" w:bidi="ne_NP"/>
+        </w:rPr>
+        <w:t xml:space="preserve"> गालीलका मानिसहरूले सामरियाका मानिसहरूलाई तिनीहरू यहूदी रहेनन् भनेर तुच्छ ठानै। </w:t>
       </w:r>
     </w:p>
     <w:p>
@@ -292,56 +855,142 @@
         <w:rPr>
           <w:lang w:val="ne_NP" w:bidi="ne_NP"/>
         </w:rPr>
-        <w:t xml:space="preserve">येशू जन्मनु भन्दा लगभग एक हजार वर्ष अघि, राजा </w:t>
-      </w:r>
-      <w:hyperlink r:id="rId15">
-        <w:r>
-          <w:rPr>
-            <w:lang w:val="ne_NP" w:bidi="ne_NP"/>
-          </w:rPr>
-          <w:rPr>
-            <w:color w:val="0000EE"/>
-            <w:u w:val="single"/>
-          </w:rPr>
-          <w:t>दाऊदले</w:t>
-        </w:r>
-      </w:hyperlink>
-      <w:r>
-        <w:rPr>
-          <w:lang w:val="ne_NP" w:bidi="ne_NP"/>
-        </w:rPr>
-        <w:t xml:space="preserve"> यरूशलेम शहरलाई </w:t>
-      </w:r>
-      <w:hyperlink r:id="rId16">
-        <w:r>
-          <w:rPr>
-            <w:lang w:val="ne_NP" w:bidi="ne_NP"/>
-          </w:rPr>
-          <w:rPr>
-            <w:color w:val="0000EE"/>
-            <w:u w:val="single"/>
-          </w:rPr>
-          <w:t>इस्राएलको</w:t>
-        </w:r>
-      </w:hyperlink>
-      <w:r>
-        <w:rPr>
-          <w:lang w:val="ne_NP" w:bidi="ne_NP"/>
-        </w:rPr>
-        <w:t xml:space="preserve"> राजधानीको रूपमा स्थापित गरे। लगभग ५०० वर्षपछि, </w:t>
+        <w:t>नयाँ नियमको यहूदिया क्षेत्रलाई पुरानो नियममा यहूदा भनिन्थ्यो।</w:t>
+      </w:r>
+      <w:r>
+        <w:rPr>
+          <w:lang w:val="ne_NP" w:bidi="ne_NP"/>
+        </w:rPr>
+      </w:r>
+      <w:r>
+        <w:rPr>
+          <w:lang w:val="ne_NP" w:bidi="ne_NP"/>
+        </w:rPr>
+      </w:r>
+    </w:p>
+    <w:p>
+      <w:pPr/>
+      <w:r>
+        <w:rPr>
+          <w:lang w:val="ne_NP" w:bidi="ne_NP"/>
+        </w:rPr>
+      </w:r>
+    </w:p>
+    <w:p>
+      <w:pPr>
+        <w:pStyle w:val="Heading2"/>
+      </w:pPr>
+      <w:r>
+        <w:rPr>
+          <w:lang w:val="ne_NP" w:bidi="ne_NP"/>
+        </w:rPr>
+        <w:t>यहूदी</w:t>
+      </w:r>
+      <w:r>
+        <w:rPr>
+          <w:lang w:val="ne_NP" w:bidi="ne_NP"/>
+        </w:rPr>
+      </w:r>
+    </w:p>
+    <w:p>
+      <w:pPr/>
+      <w:r>
+        <w:rPr>
+          <w:lang w:val="ne_NP" w:bidi="ne_NP"/>
+        </w:rPr>
       </w:r>
       <w:r>
         <w:rPr>
           <w:b/>
           <w:lang w:val="ne_NP" w:bidi="ne_NP"/>
         </w:rPr>
+        <w:t>यहूदी</w:t>
+      </w:r>
+      <w:r>
+        <w:rPr>
+          <w:lang w:val="ne_NP" w:bidi="ne_NP"/>
+        </w:rPr>
+        <w:t xml:space="preserve">हरूले याकूबको </w:t>
+      </w:r>
+      <w:r>
+        <w:rPr>
+          <w:lang w:val="ne_NP" w:bidi="ne_NP"/>
+        </w:rPr>
+        <w:t>सन्तानलाई</w:t>
+      </w:r>
+      <w:r>
+        <w:rPr>
+          <w:lang w:val="ne_NP" w:bidi="ne_NP"/>
+        </w:rPr>
+        <w:t xml:space="preserve"> जनाउँछन्। यहूदी शब्द बुझ्नको लागि, तपाईंले पहिले इस्राएलीहरू शब्द बुझ्नु पर्छ।</w:t>
+      </w:r>
+    </w:p>
+    <w:p>
+      <w:pPr/>
+      <w:r>
+        <w:rPr>
+          <w:lang w:val="ne_NP" w:bidi="ne_NP"/>
+        </w:rPr>
+      </w:r>
+      <w:r>
+        <w:rPr>
+          <w:lang w:val="ne_NP" w:bidi="ne_NP"/>
+        </w:rPr>
         <w:t>इस्राएलीहरू</w:t>
       </w:r>
       <w:r>
         <w:rPr>
           <w:lang w:val="ne_NP" w:bidi="ne_NP"/>
         </w:rPr>
-        <w:t>को शत्रुहरूले शहरलाई नष्ट गरे, तर इस्राएलीहरूले यसलाई फेरि निर्माण गरे। यहूदी मानिसहरूले यरूशलेम शहरलाई धेरै प्रेम गरे।</w:t>
+        <w:t xml:space="preserve"> याकूबको सन्तान हुन्। याकूबको हजुरबुबा </w:t>
+      </w:r>
+      <w:r>
+        <w:rPr>
+          <w:lang w:val="ne_NP" w:bidi="ne_NP"/>
+        </w:rPr>
+        <w:t>अब्राहाम</w:t>
+      </w:r>
+      <w:r>
+        <w:rPr>
+          <w:lang w:val="ne_NP" w:bidi="ne_NP"/>
+        </w:rPr>
+        <w:t xml:space="preserve">, येशूको जन्म भन्दा लगभग २००० वर्ष अघि बसोबास गर्ने मानिस थिए। जब अब्राहाम ७५ वर्षको थिए, परमेश्वरले उहाँसँग कुरा गर्नुभयो। परमेश्वरले उहाँलाई आफ्नो गृहदेश छोड्न, र परमेश्वरले उहाँलाई देखाउनु हुने ठाउँमा जान भन्नुभयो। परमेश्वरले भन्नु भयो कि उहाँले अब्राहामलाई </w:t>
+      </w:r>
+      <w:r>
+        <w:rPr>
+          <w:lang w:val="ne_NP" w:bidi="ne_NP"/>
+        </w:rPr>
+        <w:t>आशीर्वाद</w:t>
+      </w:r>
+      <w:r>
+        <w:rPr>
+          <w:lang w:val="ne_NP" w:bidi="ne_NP"/>
+        </w:rPr>
+        <w:t xml:space="preserve"> दिनुहुनेछ, उहाँले उसबाट ठूलो </w:t>
+      </w:r>
+      <w:r>
+        <w:rPr>
+          <w:lang w:val="ne_NP" w:bidi="ne_NP"/>
+        </w:rPr>
+        <w:t>जाति</w:t>
+      </w:r>
+      <w:r>
+        <w:rPr>
+          <w:lang w:val="ne_NP" w:bidi="ne_NP"/>
+        </w:rPr>
+        <w:t xml:space="preserve"> बनाउनुहुनेछ, र परमेश्वरले अब्राहाम मार्फत संसारका सबै जातिहरूलाई आशीर्वाद दिनुहुनेछ। अब्राहामले परमेश्वरको आज्ञा पालन गरे र परमेश्वरले उनलाई हामीले </w:t>
+      </w:r>
+      <w:r>
+        <w:rPr>
+          <w:lang w:val="ne_NP" w:bidi="ne_NP"/>
+        </w:rPr>
+        <w:t>कनान</w:t>
+      </w:r>
+      <w:r>
+        <w:rPr>
+          <w:lang w:val="ne_NP" w:bidi="ne_NP"/>
+        </w:rPr>
+        <w:t xml:space="preserve"> भन्ने क्षेत्रमा अगुवाइ गर्नुभयो। परमेश्वरले अब्राहामलाई यो भूमि अब्राहामको सन्तानलाई दिनुहुनेछ भनेर प्रतिज्ञा गर्नुभयो। अब्राहाम र उनकी पत्नीको कुनै बच्चा थिएन, तर जब अब्राहाम र उनकी पत्नी धेरै बृद्ध भए परमेश्वरले तिनीहरूलाई एउटा छोरा इसहाक दिनुभयो। यो परमेश्वरले अब्राहामसँगको आफ्नो प्रतिज्ञा पूरा गर्नेकुराको सुरुवात थियो।</w:t>
       </w:r>
     </w:p>
     <w:p>
@@ -355,38 +1004,264 @@
         <w:rPr>
           <w:lang w:val="ne_NP" w:bidi="ne_NP"/>
         </w:rPr>
-        <w:t xml:space="preserve">यरूशलेम </w:t>
-      </w:r>
-      <w:hyperlink r:id="rId17">
-        <w:r>
-          <w:rPr>
-            <w:lang w:val="ne_NP" w:bidi="ne_NP"/>
-          </w:rPr>
-          <w:rPr>
-            <w:color w:val="0000EE"/>
-            <w:u w:val="single"/>
-          </w:rPr>
-          <w:t>यहूदिया</w:t>
-        </w:r>
-      </w:hyperlink>
-      <w:r>
-        <w:rPr>
-          <w:lang w:val="ne_NP" w:bidi="ne_NP"/>
-        </w:rPr>
-        <w:t xml:space="preserve"> भनिने प्रान्तको भाग थियो। यरूशलेम एउटा डाँडामा बनाईएको थियो। त्यसैले मानिसहरूले सधैं "</w:t>
+        <w:t>अब्राहामको छोरा इसहाकको दुई छोराहरू थिए, तिनीहरू मध्ये एकको नाम याकूब थियो। पछि परमेश्वरले याकूबलाई इस्राएल नाम दिनुभयो। त्यो समय देखि यता, याकूबको सबै सन्तानलाई इस्राएलीहरू भनिनेछ।</w:t>
+      </w:r>
+    </w:p>
+    <w:p>
+      <w:pPr/>
+      <w:r>
+        <w:rPr>
+          <w:lang w:val="ne_NP" w:bidi="ne_NP"/>
+        </w:rPr>
+      </w:r>
+      <w:r>
+        <w:rPr>
+          <w:lang w:val="ne_NP" w:bidi="ne_NP"/>
+        </w:rPr>
+        <w:t xml:space="preserve">किनभने परमेश्वरले अब्राहाम र त्यसपछि इसहाक र याकूबलाई प्रतिज्ञा गर्नुभएको थियो, त्यसैले इस्राएलीहरू परमेश्वरको विशेष मानिसहरू थिए। परमेश्वरले तिनीहरूसँग </w:t>
+      </w:r>
+      <w:r>
+        <w:rPr>
+          <w:lang w:val="ne_NP" w:bidi="ne_NP"/>
+        </w:rPr>
+        <w:t>करार</w:t>
+      </w:r>
+      <w:r>
+        <w:rPr>
+          <w:lang w:val="ne_NP" w:bidi="ne_NP"/>
+        </w:rPr>
+        <w:t xml:space="preserve"> गर्नुभयो, जुन विशेष सम्झौता सहितको प्रतिज्ञा हो। इस्राएलीहरूले परमेश्वरको सबै </w:t>
+      </w:r>
+      <w:r>
+        <w:rPr>
+          <w:lang w:val="ne_NP" w:bidi="ne_NP"/>
+        </w:rPr>
+        <w:t>आज्ञाहरू</w:t>
+      </w:r>
+      <w:r>
+        <w:rPr>
+          <w:lang w:val="ne_NP" w:bidi="ne_NP"/>
+        </w:rPr>
+        <w:t xml:space="preserve"> पालन गर्नेछन् र परमेश्वरले तिनीहरूलाई आशीष दिनुहुनेछ र पृथ्वीका सबै मानिसहरूको लागि तिनीहरूलाई आशीष बनाउनु हुनेछ भन्ने सहमति थियो।</w:t>
+      </w:r>
+    </w:p>
+    <w:p>
+      <w:pPr/>
+      <w:r>
+        <w:rPr>
+          <w:lang w:val="ne_NP" w:bidi="ne_NP"/>
+        </w:rPr>
+      </w:r>
+      <w:r>
+        <w:rPr>
+          <w:lang w:val="ne_NP" w:bidi="ne_NP"/>
+        </w:rPr>
+        <w:t xml:space="preserve">इस्राएलीहरू बसोबास गर्ने भूमिलाई इस्राएल भनिन्थ्यो। यो भूमि इस्राएलको विभिन्न कुलहरूमा विभाजित थियो। पहिला, "न्यायकर्ताहरू" भनिने मानिसहरूले इस्राएलीहरूलाई शासन गरे। जब मानिसहरूले परमेश्वरलाई तिनीहरूलाई </w:t>
+      </w:r>
+      <w:r>
+        <w:rPr>
+          <w:lang w:val="ne_NP" w:bidi="ne_NP"/>
+        </w:rPr>
+        <w:t>राजा</w:t>
+      </w:r>
+      <w:r>
+        <w:rPr>
+          <w:lang w:val="ne_NP" w:bidi="ne_NP"/>
+        </w:rPr>
+        <w:t xml:space="preserve"> दिन आग्रह गरे, परमेश्वरले तिनीहरूमा शासन गर्न राजा नियुक्त गर्नुभयो। सुरुमा यो राम्रो भयो, र राजा </w:t>
+      </w:r>
+      <w:r>
+        <w:rPr>
+          <w:lang w:val="ne_NP" w:bidi="ne_NP"/>
+        </w:rPr>
+        <w:t>दाऊद</w:t>
+      </w:r>
+      <w:r>
+        <w:rPr>
+          <w:lang w:val="ne_NP" w:bidi="ne_NP"/>
+        </w:rPr>
+        <w:t xml:space="preserve"> र उनको छोरा सुलेमानको शासनमा, इस्राएलको राज्य ठूलो र समृद्ध भयो। तर जब राजा सुलेमान मरे, त्यहाँ द्वन्द्व भयो। १२ कुलहरू मध्ये दस कुलहरू राजा सुलेमानको छोरालाई आफ्नो राजा बनाउन चाहँदैनथे। तिनीहरू अन्य दुई कुलहरूबाट अलग भएर आफ्नो राजा रोजे।</w:t>
+      </w:r>
+    </w:p>
+    <w:p>
+      <w:pPr/>
+      <w:r>
+        <w:rPr>
+          <w:lang w:val="ne_NP" w:bidi="ne_NP"/>
+        </w:rPr>
+      </w:r>
+      <w:r>
+        <w:rPr>
+          <w:lang w:val="ne_NP" w:bidi="ne_NP"/>
+        </w:rPr>
+        <w:t xml:space="preserve">त्यो समय देखि, इस्राएल विभाजित भयो। १० कुलहरू भएको उत्तरी भागलाई अझै इस्राएल भनियो। दुई कुलहरू भएको दक्षिणी भागलाई </w:t>
+      </w:r>
+      <w:r>
+        <w:rPr>
+          <w:lang w:val="ne_NP" w:bidi="ne_NP"/>
+        </w:rPr>
+        <w:t>यहूदा</w:t>
+      </w:r>
+      <w:r>
+        <w:rPr>
+          <w:lang w:val="ne_NP" w:bidi="ne_NP"/>
+        </w:rPr>
+        <w:t xml:space="preserve"> भनियो। यसलाई यहूदा भनियो किनभने यहूदाको कुल दुई कुलहरू मध्ये सबैभन्दा ठूलो थियो यि दबै मिलेर दक्षिणी राज्य बनाए। </w:t>
+      </w:r>
+    </w:p>
+    <w:p>
+      <w:pPr/>
+      <w:r>
+        <w:rPr>
+          <w:lang w:val="ne_NP" w:bidi="ne_NP"/>
+        </w:rPr>
+      </w:r>
+      <w:r>
+        <w:rPr>
+          <w:lang w:val="ne_NP" w:bidi="ne_NP"/>
+        </w:rPr>
+        <w:t>प्रत्येक भागको आफ्नो राजा थियो। अश्शूर राष्ट्रले येशूको जन्म भन्दा लगभग ७०० वर्ष अघि, उत्तरी भाग इस्राएललाई पराजित गरे। यो हुन गयो किनभने मानिसहरूले निरन्तर परमेश्वरको आज्ञा पालन गरिरहेका थिएनन् र करार भङ्ग गरिरहेका थिए। अश्शूरको राजाले इस्राएलको अधिकांश मानिसहरूलाई विदेशी देशहरूमा पठाए। यो उत्तरी राज्यको अन्त्य थियो। यी मानिसहरूलाई के भयो भन्ने बारेमा अरु थप कुरा हामी कहिल्यै सुन्दैनौ।</w:t>
+      </w:r>
+    </w:p>
+    <w:p>
+      <w:pPr/>
+      <w:r>
+        <w:rPr>
+          <w:lang w:val="ne_NP" w:bidi="ne_NP"/>
+        </w:rPr>
+      </w:r>
+      <w:r>
+        <w:rPr>
+          <w:lang w:val="ne_NP" w:bidi="ne_NP"/>
+        </w:rPr>
+        <w:t xml:space="preserve">यहूदाको राज्य अलि बढी लामो समय सम्म रह्यो, तर केही वर्षपछि परमेश्वरले तिनीहरूलाई पनि तिनीहरूको अनाज्ञाकारिताले गर्दा दण्ड दिनुभयो। अर्को विदेशी जाति बाबेलवासीहरू आए र </w:t>
+      </w:r>
+      <w:r>
+        <w:rPr>
+          <w:lang w:val="ne_NP" w:bidi="ne_NP"/>
+        </w:rPr>
+        <w:t>यरूशलेम</w:t>
+      </w:r>
+      <w:r>
+        <w:rPr>
+          <w:lang w:val="ne_NP" w:bidi="ne_NP"/>
+        </w:rPr>
+        <w:t xml:space="preserve"> शहरलाई नष्ट गरे, र बाबेलवासीहरूले यहूदाबाट धेरै मानिसहरूलाई कैदीको रूपमा बाबेल लगे। अब यहूदाका मानिसहरूलाई यहूदी भनियो, जसको अर्थ "यहूदाका मानिसहरू" हो। पछि, परमेश्वरले यहूदीहरूलाई यहूदामा फर्कन अनुमति दिनुभयो, जहाँ तिनीहरूले यरूशलेम शहर र </w:t>
+      </w:r>
+      <w:r>
+        <w:rPr>
+          <w:lang w:val="ne_NP" w:bidi="ne_NP"/>
+        </w:rPr>
+        <w:t>मन्दिरलाई</w:t>
+      </w:r>
+      <w:r>
+        <w:rPr>
+          <w:lang w:val="ne_NP" w:bidi="ne_NP"/>
+        </w:rPr>
+        <w:t xml:space="preserve"> पुन: निर्माण गरे। तर यहूदा फेरि कहिल्यै स्वतन्त्र राज्य हुने भएन। नयाँ नियमको समयमा, रोम नाम गरेको अर्को राष्ट्रले इस्राएलको क्षेत्रमा शासन गरिरहेको थियो। पहिलेको दक्षिणी राज्य यहूदालाई अब यहूदा रोमी प्रान्त भनियो। इस्राएलको उत्तरी राज्य भएको ठाउँ अब लगभग </w:t>
+      </w:r>
+      <w:r>
+        <w:rPr>
+          <w:lang w:val="ne_NP" w:bidi="ne_NP"/>
+        </w:rPr>
+        <w:t>सामरिया</w:t>
+      </w:r>
+      <w:r>
+        <w:rPr>
+          <w:lang w:val="ne_NP" w:bidi="ne_NP"/>
+        </w:rPr>
+        <w:t xml:space="preserve"> र </w:t>
+      </w:r>
+      <w:r>
+        <w:rPr>
+          <w:lang w:val="ne_NP" w:bidi="ne_NP"/>
+        </w:rPr>
+        <w:t>गालीलको</w:t>
+      </w:r>
+      <w:r>
+        <w:rPr>
+          <w:lang w:val="ne_NP" w:bidi="ne_NP"/>
+        </w:rPr>
+        <w:t xml:space="preserve"> रोमी प्रान्तहरू भए। अब यहूदी शब्दले तिनीहरू जहाँ बसोबास गरेपनि याकूबको बाँकी सबै सन्तानलाई जनाउन थालेको थियो।</w:t>
+      </w:r>
+    </w:p>
+    <w:p>
+      <w:pPr/>
+      <w:r>
+        <w:rPr>
+          <w:lang w:val="ne_NP" w:bidi="ne_NP"/>
+        </w:rPr>
+      </w:r>
+      <w:r>
+        <w:rPr>
+          <w:lang w:val="ne_NP" w:bidi="ne_NP"/>
+        </w:rPr>
+        <w:t>त्यसैले, इस्राएलीहरू शब्द र यहूदी शब्द दुबैले याकूबको सन्तानलाई जनाउँछन्। यहूदी शब्द विशेष गरी नयाँ नियममा र पुरानो नियमको पछिल्लो खण्डहरूमा देखा पर्छ।</w:t>
+      </w:r>
+    </w:p>
+    <w:p>
+      <w:pPr/>
+      <w:r>
+        <w:rPr>
+          <w:lang w:val="ne_NP" w:bidi="ne_NP"/>
+        </w:rPr>
+      </w:r>
+      <w:r>
+        <w:rPr>
+          <w:lang w:val="ne_NP" w:bidi="ne_NP"/>
+        </w:rPr>
+        <w:t>सामान्यतया, जब मानिसहरूले इस्राएलीहरू शब्द प्रयोग गर्छन्, तिनीहरूले विशेष गरी इस्राएल देशमा बसोबास गर्ने मानिसहरूको बारेमा सोचेको हुन सक्छ। जब तिनीहरूले यहूदी शब्द प्रयोग गर्छन्, तिनीहरूले विशेष गरी अब्राहाम, इसहाक र याकूबको परमेश्वरमा समर्पित भएका मानिसहरू र परमेश्वरले याकूबको सन्तानसँग गर्नुभएको करार कायम राख्न चाहने मानिसहरूको बारेमा सोच्न सक्छन्। त्यसैले, कहिलेकाँही यहूदी शब्दको अर्थ बढी धार्मिक हुन्छ।</w:t>
+      </w:r>
+    </w:p>
+    <w:p>
+      <w:pPr/>
+      <w:r>
+        <w:rPr>
+          <w:lang w:val="ne_NP" w:bidi="ne_NP"/>
+        </w:rPr>
+      </w:r>
+      <w:r>
+        <w:rPr>
+          <w:lang w:val="ne_NP" w:bidi="ne_NP"/>
+        </w:rPr>
+        <w:t xml:space="preserve">नयाँ नियमको चारवटा </w:t>
+      </w:r>
+      <w:r>
+        <w:rPr>
+          <w:lang w:val="ne_NP" w:bidi="ne_NP"/>
+        </w:rPr>
+        <w:t>सुसमाचारको</w:t>
+      </w:r>
+      <w:r>
+        <w:rPr>
+          <w:lang w:val="ne_NP" w:bidi="ne_NP"/>
+        </w:rPr>
+        <w:t xml:space="preserve"> पुस्तकहरूले हामीलाई येशूको जीवनको बारेमा बताउँछ, हामीले भेट्ने प्राय: सबै मानिसहरू यहूदी हुन्: येशू, उहाँका </w:t>
+      </w:r>
+      <w:r>
+        <w:rPr>
+          <w:lang w:val="ne_NP" w:bidi="ne_NP"/>
+        </w:rPr>
+        <w:t>चेलाहरू</w:t>
+      </w:r>
+      <w:r>
+        <w:rPr>
+          <w:lang w:val="ne_NP" w:bidi="ne_NP"/>
+        </w:rPr>
+        <w:t xml:space="preserve"> र उहाँको कुरा सुन्ने अधिकांश मानिसहरू यहूदी हुन्। तर यूहन्नाको पुस्तकमा यहूदी शब्द विशेष प्रकारले प्रयोग गरिएको छ। जब यूहन्नाको सुसमाचारको लेखकले यहूदीहरूको बारेमा कुरा गर्छन्, प्राय: उनको अर्थ यहूदीहरूको </w:t>
       </w:r>
       <w:r>
         <w:rPr>
           <w:b/>
           <w:lang w:val="ne_NP" w:bidi="ne_NP"/>
         </w:rPr>
-        <w:t>माथि</w:t>
-      </w:r>
-      <w:r>
-        <w:rPr>
-          <w:lang w:val="ne_NP" w:bidi="ne_NP"/>
-        </w:rPr>
-        <w:t xml:space="preserve"> यरूशलेम" जाँदै छौ भने। </w:t>
+        <w:t>धार्मिक नेताहरू</w:t>
+      </w:r>
+      <w:r>
+        <w:rPr>
+          <w:lang w:val="ne_NP" w:bidi="ne_NP"/>
+        </w:rPr>
+        <w:t xml:space="preserve"> हो। सामान्यतया यसको अर्थ येशूको विरोध गर्ने मानिसहरू हो।</w:t>
       </w:r>
       <w:r>
         <w:rPr>
@@ -415,7 +1290,7 @@
         <w:rPr>
           <w:lang w:val="ne_NP" w:bidi="ne_NP"/>
         </w:rPr>
-        <w:t>यर्दन नदी</w:t>
+        <w:t>यहोवा</w:t>
       </w:r>
       <w:r>
         <w:rPr>
@@ -432,47 +1307,147 @@
       </w:r>
       <w:r>
         <w:rPr>
+          <w:lang w:val="ne_NP" w:bidi="ne_NP"/>
+        </w:rPr>
+        <w:t xml:space="preserve">येशूको जन्मको लगभग १२०० देखि १५०० वर्ष अघि, जब परमेश्वरले </w:t>
+      </w:r>
+      <w:r>
+        <w:rPr>
+          <w:lang w:val="ne_NP" w:bidi="ne_NP"/>
+        </w:rPr>
+        <w:t>इस्राएलीहरूलाई</w:t>
+      </w:r>
+      <w:r>
+        <w:rPr>
+          <w:lang w:val="ne_NP" w:bidi="ne_NP"/>
+        </w:rPr>
+        <w:t xml:space="preserve"> मिश्रको दासत्वबाट बाहिर निकाल्न मोशालाई बोलाउनु भयो, तब मोशाले परमेश्वरलाई सोधे: "मलाई कसले पठाएको हो भनेर इस्राएलीहरूले मलाई सोध्नेछन् तब मैले के भन्नु?" यहाँ मोशाले परमेश्वरको नाम सोध्छन्। अनि परमेश्वरले मोशालाई परमेश्वरकोलागि एउटा नाम दिनुहुन्छ, जुन उनले प्रयोग गर्न सक्छन: "</w:t>
+      </w:r>
+      <w:r>
+        <w:rPr>
           <w:b/>
           <w:lang w:val="ne_NP" w:bidi="ne_NP"/>
         </w:rPr>
-        <w:t>यर्दन नदी</w:t>
-      </w:r>
-      <w:r>
-        <w:rPr>
-          <w:lang w:val="ne_NP" w:bidi="ne_NP"/>
-        </w:rPr>
-        <w:t xml:space="preserve"> उत्तरबाट दक्षिणतिर </w:t>
-      </w:r>
-      <w:hyperlink r:id="rId16">
-        <w:r>
-          <w:rPr>
-            <w:lang w:val="ne_NP" w:bidi="ne_NP"/>
-          </w:rPr>
-          <w:rPr>
-            <w:color w:val="0000EE"/>
-            <w:u w:val="single"/>
-          </w:rPr>
-          <w:t>इस्राएलमा</w:t>
-        </w:r>
-      </w:hyperlink>
-      <w:r>
-        <w:rPr>
-          <w:lang w:val="ne_NP" w:bidi="ne_NP"/>
-        </w:rPr>
-        <w:t xml:space="preserve"> बग्ने लामो नदी हो । वर्षाको समयमा नदी एकदम फराकिलो र गहिरो हुन्छ। वर्षाको अन्य समयहरूमा नदी सानो हुन्छ, र मनिसहरू पानीमा पैदल यात्रा गरेर वा पौडेर नदी पार गर्न सक्छ। दुई ठाउँहरूमा, नदी ठूलो ताल पार गरेर जान्छ: पहिलो गालीलको ताल वा गालिल समुद्र र पछि मृत सागर। </w:t>
+        <w:t>यहोवाले</w:t>
+      </w:r>
+      <w:r>
+        <w:rPr>
+          <w:lang w:val="ne_NP" w:bidi="ne_NP"/>
+        </w:rPr>
+        <w:t xml:space="preserve"> मलाई पठाउनु भएको हो भनेर तिमीले मानिसहरूलाई भन्न सक्छौ" भनेर उहाँले मोशालाई भन्नुहुन्छ। यस नामको अर्थ "म हुँ" वा "म हुँ जो म हुँ" भन्ने हो। जब मानिसहरूले परमेश्वरको यो नाम सुन्छन्, तब परमेश्वरले संसार र यसका सबै कुरा सृजना गर्नुभयो भनेर तिनीहरूले सम्झन्छन्। परमेश्वर कहिल्यै परिवर्तन हुँदैन, उहाँ अनन्तकालीन परमेश्वर हुनुहुन्छ र आफ्नो प्रतिज्ञाहरू पूरा गर्ने परमेश्वर हुनुहुन्छ।</w:t>
+      </w:r>
+    </w:p>
+    <w:p>
+      <w:pPr/>
+      <w:r>
+        <w:rPr>
+          <w:lang w:val="ne_NP" w:bidi="ne_NP"/>
+        </w:rPr>
+      </w:r>
+      <w:r>
+        <w:rPr>
+          <w:lang w:val="ne_NP" w:bidi="ne_NP"/>
+        </w:rPr>
+        <w:t xml:space="preserve">बाइबलमा परमेश्वरको अन्य नामहरू छन्, जस्तै "सर्वोच्च परमेश्वर" वा "स्वर्गीय सेनाहरूको परमेश्वर" तर जब मानिसहरूले परमेश्वरको यो यहोवा नाम सुन्छन् तब तिनीहरूले विशेष गरी मोशाको समयमा परमेश्वरले इस्राएलीहरूसँग गर्नुभएको </w:t>
+      </w:r>
+      <w:r>
+        <w:rPr>
+          <w:lang w:val="ne_NP" w:bidi="ne_NP"/>
+        </w:rPr>
+        <w:t>करार</w:t>
+      </w:r>
+      <w:r>
+        <w:rPr>
+          <w:lang w:val="ne_NP" w:bidi="ne_NP"/>
+        </w:rPr>
+        <w:t xml:space="preserve"> वा विशेष प्रतिज्ञाको बारेमा सोच्छन्। यहोवा नाम परमेश्वरको धेरै व्यक्तिगत नाम थियो जसले परमेश्वरको इस्राएलका मानिसहरूसँग घनिष्ठ सम्बन्धलाई देखाउँथ्यो।</w:t>
+      </w:r>
+    </w:p>
+    <w:p>
+      <w:pPr/>
+      <w:r>
+        <w:rPr>
+          <w:lang w:val="ne_NP" w:bidi="ne_NP"/>
+        </w:rPr>
+      </w:r>
+      <w:r>
+        <w:rPr>
+          <w:lang w:val="ne_NP" w:bidi="ne_NP"/>
+        </w:rPr>
+        <w:t>यहूदीहरू</w:t>
+      </w:r>
+      <w:r>
+        <w:rPr>
+          <w:lang w:val="ne_NP" w:bidi="ne_NP"/>
+        </w:rPr>
+        <w:t xml:space="preserve"> परमेश्वरको यो नाम उच्चारण गर्न धेरै होसियार थिए। परमेश्वर </w:t>
+      </w:r>
+      <w:r>
+        <w:rPr>
+          <w:lang w:val="ne_NP" w:bidi="ne_NP"/>
+        </w:rPr>
+        <w:t>पवित्र</w:t>
+      </w:r>
+      <w:r>
+        <w:rPr>
+          <w:lang w:val="ne_NP" w:bidi="ne_NP"/>
+        </w:rPr>
+        <w:t xml:space="preserve"> हुनुहुन्थ्यो, त्यसैले उहाँको नाम पवित्र थियो। तिनीहरूले परमेश्वरको नामलाई हल्का रूपमा प्रयोग गरेर उहाँलाई चोट पुर्याउन चाहँदैनथे। समय बित्तै जाँदा, यहूदी मानिसहरूले परमेश्वरको नाम कम भन्दा कम प्रयोग गर्न थाले किनभने तिनीहरू परमेश्वरलाई अपमान गर्न डराउँथे। त्यसैले, जब यहूदीहरूले बाइबलको पुस्तकहरू, जसलाई अहिले हामीले पुरानो नियम भन्छौ, तिनीहरूले पढिरहेका हुन्थे तिनिहरूले यहोवा शव्द उच्चारण गर्दैनथे। यसको सट्टा जब जब तिनीहरूले यहोवा शब्द देख्थे, तिनीहरूले एउटा शब्द बोल्थे जसको अर्थ मालिक वा </w:t>
+      </w:r>
+      <w:r>
+        <w:rPr>
+          <w:lang w:val="ne_NP" w:bidi="ne_NP"/>
+        </w:rPr>
+        <w:t>प्रभु</w:t>
+      </w:r>
+      <w:r>
+        <w:rPr>
+          <w:lang w:val="ne_NP" w:bidi="ne_NP"/>
+        </w:rPr>
+        <w:t xml:space="preserve"> हो। यो तिनीहरूले परमेश्वरलाई गरेको आदरको संकेत थियो।</w:t>
+      </w:r>
+    </w:p>
+    <w:p>
+      <w:pPr/>
+      <w:r>
+        <w:rPr>
+          <w:lang w:val="ne_NP" w:bidi="ne_NP"/>
+        </w:rPr>
+      </w:r>
+      <w:r>
+        <w:rPr>
+          <w:lang w:val="ne_NP" w:bidi="ne_NP"/>
+        </w:rPr>
+        <w:t>यस कारणले, केही बाइबल अनुवादहरूले यहोवाको सट्टामा प्रभु भनेर पनि लेख्छन्।</w:t>
+      </w:r>
+    </w:p>
+    <w:p>
+      <w:pPr/>
+      <w:r>
+        <w:rPr>
+          <w:lang w:val="ne_NP" w:bidi="ne_NP"/>
+        </w:rPr>
+      </w:r>
+      <w:r>
+        <w:rPr>
+          <w:lang w:val="ne_NP" w:bidi="ne_NP"/>
+        </w:rPr>
+        <w:t>केही बाइबल अनुवादहरूले यहोवा शब्द प्रयोग गर्छन्। वास्तवमा यो शब्द एउटा गलत बुझाइ हो; यो यहोवा शब्द र प्रभुको लागि प्रयोग हुने हिब्रू शब्दको मिश्रण हो। यो वास्तविक शब्द वा नाम होइन।</w:t>
+      </w:r>
+    </w:p>
+    <w:p>
+      <w:pPr/>
+      <w:r>
+        <w:rPr>
+          <w:lang w:val="ne_NP" w:bidi="ne_NP"/>
+        </w:rPr>
       </w:r>
       <w:r>
         <w:rPr>
           <w:b/>
           <w:lang w:val="ne_NP" w:bidi="ne_NP"/>
         </w:rPr>
-        <w:t>गालीलको तालमा</w:t>
-      </w:r>
-      <w:r>
-        <w:rPr>
-          <w:lang w:val="ne_NP" w:bidi="ne_NP"/>
-        </w:rPr>
-        <w:t xml:space="preserve"> मीठो पानी छ र तालमा धेरै माछाहरू छन्; तर मृत सागरको पानी नुनिलो छ र यो पानी ज्यादै नुनिलो भएकोले यसमा कुनै पनि माछा बाँच्न सक्दैन। यर्दन नदी मृत सागरमा पुगेर रोकिन्छ।</w:t>
+        <w:t>जब तपाईं "यहोवा" अनुवाद गर्दै हुनुहुन्छ भने निम्न कुराहरूमा सावधान रहनुहोस्:</w:t>
       </w:r>
     </w:p>
     <w:p>
@@ -486,56 +1461,277 @@
         <w:rPr>
           <w:lang w:val="ne_NP" w:bidi="ne_NP"/>
         </w:rPr>
-        <w:t xml:space="preserve">यर्दन नदी </w:t>
+        <w:t>तपाईंले निर्णय लिन समय लिनु पर्छ, र केही समयपछि तपाईंले फेरि आफ्नो निर्णय परिवर्तन गर्नुपर्ने हुन सक्छ। यहोवा शब्दलाई अनुवाद गर्न गाह्रो छ! यसको बारेमा प्रार्थना गर्नुहोस् र धेरै मानिसहरूले के सोच्छन् भनेर सुन्न तिनीहरूसँग यसको बारेमा कुरा गर्नुहोस्।</w:t>
+      </w:r>
+      <w:r>
+        <w:rPr>
+          <w:lang w:val="ne_NP" w:bidi="ne_NP"/>
+        </w:rPr>
+      </w:r>
+      <w:r>
+        <w:rPr>
+          <w:lang w:val="ne_NP" w:bidi="ne_NP"/>
+        </w:rPr>
+      </w:r>
+    </w:p>
+    <w:p>
+      <w:pPr/>
+      <w:r>
+        <w:rPr>
+          <w:lang w:val="ne_NP" w:bidi="ne_NP"/>
+        </w:rPr>
+      </w:r>
+    </w:p>
+    <w:p>
+      <w:pPr>
+        <w:pStyle w:val="Heading2"/>
+      </w:pPr>
+      <w:r>
+        <w:rPr>
+          <w:lang w:val="ne_NP" w:bidi="ne_NP"/>
+        </w:rPr>
+        <w:t>याकूब</w:t>
+      </w:r>
+      <w:r>
+        <w:rPr>
+          <w:lang w:val="ne_NP" w:bidi="ne_NP"/>
+        </w:rPr>
+      </w:r>
+    </w:p>
+    <w:p>
+      <w:pPr/>
+      <w:r>
+        <w:rPr>
+          <w:lang w:val="ne_NP" w:bidi="ne_NP"/>
+        </w:rPr>
+      </w:r>
+      <w:r>
+        <w:rPr>
+          <w:lang w:val="ne_NP" w:bidi="ne_NP"/>
+        </w:rPr>
+        <w:t xml:space="preserve">नयाँ नियममा </w:t>
       </w:r>
       <w:r>
         <w:rPr>
           <w:b/>
           <w:lang w:val="ne_NP" w:bidi="ne_NP"/>
         </w:rPr>
-        <w:t>यहूदीहरूको</w:t>
-      </w:r>
-      <w:r>
-        <w:rPr>
-          <w:lang w:val="ne_NP" w:bidi="ne_NP"/>
-        </w:rPr>
-        <w:t xml:space="preserve"> लागि धेरै महत्त्वपूर्ण थियो। यो महत्त्वपूर्ण थियो किनभने मानिसहरूलाई नदीको पानी चाहिन्थ्यो, तर अर्कोकुरा </w:t>
+        <w:t>याकूब</w:t>
+      </w:r>
+      <w:r>
+        <w:rPr>
+          <w:lang w:val="ne_NP" w:bidi="ne_NP"/>
+        </w:rPr>
+        <w:t xml:space="preserve"> नाम गरेको तीन मानिसहरू छन्।</w:t>
+      </w:r>
+    </w:p>
+    <w:p>
+      <w:pPr/>
+      <w:r>
+        <w:rPr>
+          <w:lang w:val="ne_NP" w:bidi="ne_NP"/>
+        </w:rPr>
+      </w:r>
+      <w:r>
+        <w:rPr>
+          <w:lang w:val="ne_NP" w:bidi="ne_NP"/>
+        </w:rPr>
+        <w:t xml:space="preserve">येशूको </w:t>
+      </w:r>
+      <w:r>
+        <w:rPr>
+          <w:lang w:val="ne_NP" w:bidi="ne_NP"/>
+        </w:rPr>
+        <w:t>चेलाहरू</w:t>
+      </w:r>
+      <w:r>
+        <w:rPr>
+          <w:lang w:val="ne_NP" w:bidi="ne_NP"/>
+        </w:rPr>
+        <w:t xml:space="preserve"> मध्ये एकको नाम याकूब थियो। याकूबको </w:t>
+      </w:r>
+      <w:r>
+        <w:rPr>
+          <w:lang w:val="ne_NP" w:bidi="ne_NP"/>
+        </w:rPr>
+        <w:t>यूहन्ना</w:t>
+      </w:r>
+      <w:r>
+        <w:rPr>
+          <w:lang w:val="ne_NP" w:bidi="ne_NP"/>
+        </w:rPr>
+        <w:t xml:space="preserve"> नाउँ गरेको भाइ थियो र उनको बुबाको नाम जब्दिया थियो। याकूब र यूहन्ना मछुवाहरू थिए, येशूले तिनीहरूलाई आफ्नो चेलाहरू बन्न बोलाउनु भयो। अर्को चेला पत्रुससँगै, यी तीन जना विशेष समयमा प्राय: येशूसँग थिए। येशूको १२ चेलाहरूमा, यी तीन जना येशूको सबैभन्दा नजिकको थिए।</w:t>
+      </w:r>
+    </w:p>
+    <w:p>
+      <w:pPr/>
+      <w:r>
+        <w:rPr>
+          <w:lang w:val="ne_NP" w:bidi="ne_NP"/>
+        </w:rPr>
+      </w:r>
+      <w:r>
+        <w:rPr>
+          <w:lang w:val="ne_NP" w:bidi="ne_NP"/>
+        </w:rPr>
+        <w:t>एक पटक, येशूले याकूब र उनको भाइ यूहन्नालाई "गर्जनको छोराहरू" भनेर भन्नुभयो। किनभने तिनीहरू रिस भएको र छिट्टै रिसाउने भएकोले येशूले तिनीहरूलाई यो नाम दिनु भएको हुन सक्छ। तर हामीलाई यो कुरा पक्का थाहा छैन।</w:t>
+      </w:r>
+    </w:p>
+    <w:p>
+      <w:pPr/>
+      <w:r>
+        <w:rPr>
+          <w:lang w:val="ne_NP" w:bidi="ne_NP"/>
+        </w:rPr>
+      </w:r>
+      <w:r>
+        <w:rPr>
+          <w:lang w:val="ne_NP" w:bidi="ne_NP"/>
+        </w:rPr>
+        <w:t>हामी प्रेरितको पुस्तकमा राजा हेरोद अग्रिपाले याकूबलाई मारेको हो भनेर सुन्छौ।</w:t>
+      </w:r>
+    </w:p>
+    <w:p>
+      <w:pPr/>
+      <w:r>
+        <w:rPr>
+          <w:lang w:val="ne_NP" w:bidi="ne_NP"/>
+        </w:rPr>
+      </w:r>
+      <w:r>
+        <w:rPr>
+          <w:lang w:val="ne_NP" w:bidi="ne_NP"/>
+        </w:rPr>
+        <w:t xml:space="preserve"> त्याहाँ याकूब भनिने, येशूको अर्को चेला थियो। उनलाई अल्फियसको छोरा याकूब वा "सानो याकूब" भनिन्छ। मानिसहरूले उनलाई "सानो याकूब" उपनाम दिए किनभने उहाँ शायद याकूब नाम गरेको अर्को चेला भन्दा कि कान्छो वा कि होचो हुनुहुन्थ्यो।</w:t>
+      </w:r>
+    </w:p>
+    <w:p>
+      <w:pPr/>
+      <w:r>
+        <w:rPr>
+          <w:lang w:val="ne_NP" w:bidi="ne_NP"/>
+        </w:rPr>
+      </w:r>
+      <w:r>
+        <w:rPr>
+          <w:lang w:val="ne_NP" w:bidi="ne_NP"/>
+        </w:rPr>
+        <w:t xml:space="preserve">अर्को याकूब येशूको भाइ हुन जो येशूको आमा </w:t>
+      </w:r>
+      <w:r>
+        <w:rPr>
+          <w:lang w:val="ne_NP" w:bidi="ne_NP"/>
+        </w:rPr>
+        <w:t>मरियम</w:t>
+      </w:r>
+      <w:r>
+        <w:rPr>
+          <w:lang w:val="ne_NP" w:bidi="ne_NP"/>
+        </w:rPr>
+        <w:t xml:space="preserve"> र उनको पति यूसुफको छोरा हुन। यस याकूबले सुरुमा येशूलाई परमेश्वरले पठाउनु भयो भनेर </w:t>
+      </w:r>
+      <w:r>
+        <w:rPr>
+          <w:lang w:val="ne_NP" w:bidi="ne_NP"/>
+        </w:rPr>
+        <w:t>विश्वास</w:t>
+      </w:r>
+      <w:r>
+        <w:rPr>
+          <w:lang w:val="ne_NP" w:bidi="ne_NP"/>
+        </w:rPr>
+        <w:t xml:space="preserve"> गरेनन्। तर येशू मरेकाहरूबाट बौरी उठ्नुभएपछि, याकूबले येशूमा विश्वास गर्न थाले। याकूब सुरुको </w:t>
+      </w:r>
+      <w:r>
+        <w:rPr>
+          <w:lang w:val="ne_NP" w:bidi="ne_NP"/>
+        </w:rPr>
+        <w:t>मण्डलीमा</w:t>
+      </w:r>
+      <w:r>
+        <w:rPr>
+          <w:lang w:val="ne_NP" w:bidi="ne_NP"/>
+        </w:rPr>
+        <w:t xml:space="preserve"> महत्त्वपूर्ण अगुवा भए, र सायद उनी नयाँ नियममा भएको याकूबको पुस्तकको लेखक हुन्।</w:t>
+      </w:r>
+      <w:r>
+        <w:rPr>
+          <w:lang w:val="ne_NP" w:bidi="ne_NP"/>
+        </w:rPr>
+      </w:r>
+      <w:r>
+        <w:rPr>
+          <w:lang w:val="ne_NP" w:bidi="ne_NP"/>
+        </w:rPr>
+      </w:r>
+    </w:p>
+    <w:p>
+      <w:pPr/>
+      <w:r>
+        <w:rPr>
+          <w:lang w:val="ne_NP" w:bidi="ne_NP"/>
+        </w:rPr>
+      </w:r>
+    </w:p>
+    <w:p>
+      <w:pPr>
+        <w:pStyle w:val="Heading2"/>
+      </w:pPr>
+      <w:r>
+        <w:rPr>
+          <w:lang w:val="ne_NP" w:bidi="ne_NP"/>
+        </w:rPr>
+        <w:t>यूहन्ना</w:t>
+      </w:r>
+      <w:r>
+        <w:rPr>
+          <w:lang w:val="ne_NP" w:bidi="ne_NP"/>
+        </w:rPr>
+      </w:r>
+    </w:p>
+    <w:p>
+      <w:pPr/>
+      <w:r>
+        <w:rPr>
+          <w:lang w:val="ne_NP" w:bidi="ne_NP"/>
+        </w:rPr>
       </w:r>
       <w:r>
         <w:rPr>
           <w:b/>
           <w:lang w:val="ne_NP" w:bidi="ne_NP"/>
         </w:rPr>
-        <w:t>इस्राएलीहरू</w:t>
-      </w:r>
-      <w:r>
-        <w:rPr>
-          <w:lang w:val="ne_NP" w:bidi="ne_NP"/>
-        </w:rPr>
-        <w:t xml:space="preserve"> पहिलो पटक भूमिमा प्रवेश गर्दा यहि यर्दन नदी पार गर्नुपर्थ्यो। यो वर्षाको समय थियो, र त्यो समयमा नदी धेरै गहिरो र फराकिलो थियो। तर परमेश्वरले </w:t>
-      </w:r>
-      <w:r>
-        <w:rPr>
-          <w:b/>
-          <w:lang w:val="ne_NP" w:bidi="ne_NP"/>
-        </w:rPr>
-        <w:t>चमत्कार</w:t>
-      </w:r>
-      <w:r>
-        <w:rPr>
-          <w:lang w:val="ne_NP" w:bidi="ne_NP"/>
-        </w:rPr>
-        <w:t xml:space="preserve"> गर्नुभयो र नदीको पानी रोक्नु भयो र इस्राएलका मानिसहरू सुरक्षित रूपमा नदीको मुनिबाट पार गरेर अर्को किनारमा जान सके।</w:t>
-      </w:r>
-      <w:r>
-        <w:rPr>
-          <w:lang w:val="ne_NP" w:bidi="ne_NP"/>
-        </w:rPr>
-      </w:r>
-      <w:r>
-        <w:rPr>
-          <w:lang w:val="ne_NP" w:bidi="ne_NP"/>
-        </w:rPr>
+        <w:t>यूहन्ना</w:t>
+      </w:r>
+      <w:r>
+        <w:rPr>
+          <w:lang w:val="ne_NP" w:bidi="ne_NP"/>
+        </w:rPr>
+        <w:t xml:space="preserve"> येशूको </w:t>
+      </w:r>
+      <w:r>
+        <w:rPr>
+          <w:lang w:val="ne_NP" w:bidi="ne_NP"/>
+        </w:rPr>
+        <w:t>चेलाहरू</w:t>
+      </w:r>
+      <w:r>
+        <w:rPr>
+          <w:lang w:val="ne_NP" w:bidi="ne_NP"/>
+        </w:rPr>
+        <w:t xml:space="preserve"> मध्ये एक थिए। उहाँ अर्को चेला </w:t>
+      </w:r>
+      <w:r>
+        <w:rPr>
+          <w:lang w:val="ne_NP" w:bidi="ne_NP"/>
+        </w:rPr>
+        <w:t>याकूबको</w:t>
+      </w:r>
+      <w:r>
+        <w:rPr>
+          <w:lang w:val="ne_NP" w:bidi="ne_NP"/>
+        </w:rPr>
+        <w:t xml:space="preserve"> भाइ हुनुहुन्थ्यो र तिनीहरूको बुबाको नाम जब्दिया थियो। याकूब र यूहन्ना मछुवाहरू थिए, येशूले तिनीहरूलाई आफ्नो चेला बन्न बोलाउनु भयो। अर्को चेला पत्रुससँगै, अन्य चेलाहरू नहुँदा पनि यी तीन जना विशेष समयहरूमा येशूसँग थिए।</w:t>
       </w:r>
     </w:p>
     <w:p>
@@ -545,21 +1741,11 @@
           <w:lang w:val="ne_NP" w:bidi="ne_NP"/>
         </w:rPr>
       </w:r>
-    </w:p>
-    <w:p>
-      <w:pPr>
-        <w:pStyle w:val="Heading2"/>
-      </w:pPr>
-      <w:r>
-        <w:rPr>
-          <w:lang w:val="ne_NP" w:bidi="ne_NP"/>
-        </w:rPr>
-        <w:t>यशैया</w:t>
-      </w:r>
-      <w:r>
-        <w:rPr>
-          <w:lang w:val="ne_NP" w:bidi="ne_NP"/>
-        </w:rPr>
+      <w:r>
+        <w:rPr>
+          <w:lang w:val="ne_NP" w:bidi="ne_NP"/>
+        </w:rPr>
+        <w:t>एक पटक, येशूले याकूब र उनको भाइ यूहन्नालाई "गर्जनको छोराहरू" भनेर भन्नुभयो। किनभने तिनीहरू रिस भएको र छिट्टै रिसाउने भएकोले येशूले तिनीहरूलाई यो नाम दिनु भएको हुन सक्छ। तर हामीलाई पक्का थाहा छैन।</w:t>
       </w:r>
     </w:p>
     <w:p>
@@ -571,1427 +1757,16 @@
       </w:r>
       <w:r>
         <w:rPr>
-          <w:b/>
-          <w:lang w:val="ne_NP" w:bidi="ne_NP"/>
-        </w:rPr>
-        <w:t>यशैया</w:t>
-      </w:r>
-      <w:r>
-        <w:rPr>
-          <w:lang w:val="ne_NP" w:bidi="ne_NP"/>
-        </w:rPr>
-        <w:t xml:space="preserve"> येशू भन्दा लगभग ७०० वर्ष अघिका </w:t>
-      </w:r>
-      <w:hyperlink r:id="rId18">
-        <w:r>
-          <w:rPr>
-            <w:lang w:val="ne_NP" w:bidi="ne_NP"/>
-          </w:rPr>
-          <w:rPr>
-            <w:color w:val="0000EE"/>
-            <w:u w:val="single"/>
-          </w:rPr>
-          <w:t>अगमवक्ता</w:t>
-        </w:r>
-      </w:hyperlink>
-      <w:r>
-        <w:rPr>
-          <w:lang w:val="ne_NP" w:bidi="ne_NP"/>
-        </w:rPr>
-        <w:t xml:space="preserve"> थिए। अगमवक्ता त्यो व्यक्ति हो जसले मानिसहरूलाई परमेश्वरको सन्देशहरू दिन्छ। यशैयाको धेरै सन्देशहरू लेखिएका छन् र हामी तिनीहरूलाई यशैयाको पुस्तकमा सुन्न सक्छौं।</w:t>
-      </w:r>
-    </w:p>
-    <w:p>
-      <w:pPr/>
-      <w:r>
-        <w:rPr>
-          <w:lang w:val="ne_NP" w:bidi="ne_NP"/>
-        </w:rPr>
-      </w:r>
-      <w:r>
-        <w:rPr>
-          <w:lang w:val="ne_NP" w:bidi="ne_NP"/>
-        </w:rPr>
-        <w:t xml:space="preserve">यशैया जीवित हुँदा, </w:t>
-      </w:r>
-      <w:hyperlink r:id="rId16">
-        <w:r>
-          <w:rPr>
-            <w:lang w:val="ne_NP" w:bidi="ne_NP"/>
-          </w:rPr>
-          <w:rPr>
-            <w:color w:val="0000EE"/>
-            <w:u w:val="single"/>
-          </w:rPr>
-          <w:t>इस्राएल</w:t>
-        </w:r>
-      </w:hyperlink>
-      <w:r>
-        <w:rPr>
-          <w:lang w:val="ne_NP" w:bidi="ne_NP"/>
-        </w:rPr>
-        <w:t xml:space="preserve"> </w:t>
-      </w:r>
-      <w:hyperlink r:id="rId19">
-        <w:r>
-          <w:rPr>
-            <w:lang w:val="ne_NP" w:bidi="ne_NP"/>
-          </w:rPr>
-          <w:rPr>
-            <w:color w:val="0000EE"/>
-            <w:u w:val="single"/>
-          </w:rPr>
-          <w:t>जाति</w:t>
-        </w:r>
-      </w:hyperlink>
-      <w:r>
-        <w:rPr>
-          <w:lang w:val="ne_NP" w:bidi="ne_NP"/>
-        </w:rPr>
-        <w:t xml:space="preserve"> दुई भागमा विभाजित भएको थियो। उत्तरी भागलाई इस्राएल भनियो र दक्षिणी भागलाई </w:t>
-      </w:r>
-      <w:r>
-        <w:rPr>
-          <w:b/>
-          <w:lang w:val="ne_NP" w:bidi="ne_NP"/>
-        </w:rPr>
-        <w:t>यहूदा</w:t>
-      </w:r>
-      <w:r>
-        <w:rPr>
-          <w:lang w:val="ne_NP" w:bidi="ne_NP"/>
-        </w:rPr>
-        <w:t xml:space="preserve"> भनियो। यशैयाले विशेष गरी यहूदाका मानिसहरूलाई आफ्नो सन्देशहरू दिए। यहूदाका धेरै मानिसहरूले झूटा </w:t>
-      </w:r>
-      <w:hyperlink r:id="rId20">
-        <w:r>
-          <w:rPr>
-            <w:lang w:val="ne_NP" w:bidi="ne_NP"/>
-          </w:rPr>
-          <w:rPr>
-            <w:color w:val="0000EE"/>
-            <w:u w:val="single"/>
-          </w:rPr>
-          <w:t>देवताहरूको</w:t>
-        </w:r>
-      </w:hyperlink>
-      <w:r>
-        <w:rPr>
-          <w:lang w:val="ne_NP" w:bidi="ne_NP"/>
-        </w:rPr>
-        <w:t xml:space="preserve"> </w:t>
-      </w:r>
-      <w:r>
-        <w:rPr>
-          <w:b/>
-          <w:lang w:val="ne_NP" w:bidi="ne_NP"/>
-        </w:rPr>
-        <w:t>आराधना</w:t>
-      </w:r>
-      <w:r>
-        <w:rPr>
-          <w:lang w:val="ne_NP" w:bidi="ne_NP"/>
-        </w:rPr>
-        <w:t xml:space="preserve"> गरिरहेका थिए र परमेश्वरले तिनीहरूलाई दिनु भएको असल नियमहरू पालन गरेनन्। यशैयाले मानिसहरूलाई </w:t>
-      </w:r>
-      <w:r>
-        <w:rPr>
-          <w:b/>
-          <w:lang w:val="ne_NP" w:bidi="ne_NP"/>
-        </w:rPr>
-        <w:t>पश्चात्ताप</w:t>
-      </w:r>
-      <w:r>
-        <w:rPr>
-          <w:lang w:val="ne_NP" w:bidi="ne_NP"/>
-        </w:rPr>
-        <w:t xml:space="preserve"> गरेर परमेश्वरको आज्ञा पालन गर्न थाल्नु भनेर बारम्बार चेतावनी दिए, किनभने परमेश्वरले तिनीहरूलाई दण्ड दिन लाग्नु भएको थियो। तर यशैयाले मानिसहरूलाई आशाको सन्देशहरू पनि दिए। परमेश्वरले फेरि सबै कुरालाई ठिक पार्ने व्यक्तिलाई पठाउन हुनुहुनेछ भनेर उनले तिनीहरूलाई भने। परमेश्वरले सबै कुराहरू फेरि ठिक बनाउने प्रतिज्ञाहरू येशूमा पूरा गर्नुभयो।</w:t>
-      </w:r>
-      <w:r>
-        <w:rPr>
-          <w:lang w:val="ne_NP" w:bidi="ne_NP"/>
-        </w:rPr>
-      </w:r>
-      <w:r>
-        <w:rPr>
-          <w:lang w:val="ne_NP" w:bidi="ne_NP"/>
-        </w:rPr>
-      </w:r>
-    </w:p>
-    <w:p>
-      <w:pPr/>
-      <w:r>
-        <w:rPr>
-          <w:lang w:val="ne_NP" w:bidi="ne_NP"/>
-        </w:rPr>
-      </w:r>
-    </w:p>
-    <w:p>
-      <w:pPr>
-        <w:pStyle w:val="Heading2"/>
-      </w:pPr>
-      <w:r>
-        <w:rPr>
-          <w:lang w:val="ne_NP" w:bidi="ne_NP"/>
-        </w:rPr>
-        <w:t>यहूदिया</w:t>
-      </w:r>
-      <w:r>
-        <w:rPr>
-          <w:lang w:val="ne_NP" w:bidi="ne_NP"/>
-        </w:rPr>
-      </w:r>
-    </w:p>
-    <w:p>
-      <w:pPr/>
-      <w:r>
-        <w:rPr>
-          <w:lang w:val="ne_NP" w:bidi="ne_NP"/>
-        </w:rPr>
-      </w:r>
-      <w:r>
-        <w:rPr>
-          <w:lang w:val="ne_NP" w:bidi="ne_NP"/>
-        </w:rPr>
-        <w:t xml:space="preserve"> नयाँ नियमको समयमा </w:t>
-      </w:r>
-      <w:r>
-        <w:rPr>
-          <w:b/>
-          <w:lang w:val="ne_NP" w:bidi="ne_NP"/>
-        </w:rPr>
-        <w:t>यहूदिया</w:t>
-      </w:r>
-      <w:r>
-        <w:rPr>
-          <w:lang w:val="ne_NP" w:bidi="ne_NP"/>
-        </w:rPr>
-        <w:t xml:space="preserve"> </w:t>
-      </w:r>
-      <w:hyperlink r:id="rId16">
-        <w:r>
-          <w:rPr>
-            <w:lang w:val="ne_NP" w:bidi="ne_NP"/>
-          </w:rPr>
-          <w:rPr>
-            <w:color w:val="0000EE"/>
-            <w:u w:val="single"/>
-          </w:rPr>
-          <w:t>इस्राएलको</w:t>
-        </w:r>
-      </w:hyperlink>
-      <w:r>
-        <w:rPr>
-          <w:lang w:val="ne_NP" w:bidi="ne_NP"/>
-        </w:rPr>
-        <w:t xml:space="preserve"> एउटा क्षेत्रको नाम हो।</w:t>
-      </w:r>
-    </w:p>
-    <w:p>
-      <w:pPr/>
-      <w:r>
-        <w:rPr>
-          <w:lang w:val="ne_NP" w:bidi="ne_NP"/>
-        </w:rPr>
-      </w:r>
-      <w:r>
-        <w:rPr>
-          <w:lang w:val="ne_NP" w:bidi="ne_NP"/>
-        </w:rPr>
-        <w:t xml:space="preserve">येशूको समयमा, इस्राएल स्वतन्त्र </w:t>
-      </w:r>
-      <w:hyperlink r:id="rId19">
-        <w:r>
-          <w:rPr>
-            <w:lang w:val="ne_NP" w:bidi="ne_NP"/>
-          </w:rPr>
-          <w:rPr>
-            <w:color w:val="0000EE"/>
-            <w:u w:val="single"/>
-          </w:rPr>
-          <w:t>राष्ट्र</w:t>
-        </w:r>
-      </w:hyperlink>
-      <w:r>
-        <w:rPr>
-          <w:lang w:val="ne_NP" w:bidi="ne_NP"/>
-        </w:rPr>
-        <w:t xml:space="preserve"> थिएन। </w:t>
-      </w:r>
-      <w:r>
-        <w:rPr>
-          <w:b/>
-          <w:lang w:val="ne_NP" w:bidi="ne_NP"/>
-        </w:rPr>
-        <w:t>इस्राएलीहरू</w:t>
-      </w:r>
-      <w:r>
-        <w:rPr>
-          <w:lang w:val="ne_NP" w:bidi="ne_NP"/>
-        </w:rPr>
-        <w:t xml:space="preserve">लाई रोमी मानिसहरूले शासन गरेका थिए। रोमीहरूले इस्राएललाई धेरै क्षेत्र वा प्रांतहरूमा विभाजित गरेका थिए। यी प्रान्तहरू दक्षिणमा यहूदिया, उत्तरमा </w:t>
-      </w:r>
-      <w:hyperlink r:id="rId21">
-        <w:r>
-          <w:rPr>
-            <w:lang w:val="ne_NP" w:bidi="ne_NP"/>
-          </w:rPr>
-          <w:rPr>
-            <w:color w:val="0000EE"/>
-            <w:u w:val="single"/>
-          </w:rPr>
-          <w:t>गालील</w:t>
-        </w:r>
-      </w:hyperlink>
-      <w:r>
-        <w:rPr>
-          <w:lang w:val="ne_NP" w:bidi="ne_NP"/>
-        </w:rPr>
-        <w:t xml:space="preserve"> र बीचमा </w:t>
-      </w:r>
-      <w:hyperlink r:id="rId22">
-        <w:r>
-          <w:rPr>
-            <w:lang w:val="ne_NP" w:bidi="ne_NP"/>
-          </w:rPr>
-          <w:rPr>
-            <w:color w:val="0000EE"/>
-            <w:u w:val="single"/>
-          </w:rPr>
-          <w:t>सामरिया</w:t>
-        </w:r>
-      </w:hyperlink>
-      <w:r>
-        <w:rPr>
-          <w:lang w:val="ne_NP" w:bidi="ne_NP"/>
-        </w:rPr>
-        <w:t xml:space="preserve"> थिए।</w:t>
-      </w:r>
-    </w:p>
-    <w:p>
-      <w:pPr/>
-      <w:r>
-        <w:rPr>
-          <w:lang w:val="ne_NP" w:bidi="ne_NP"/>
-        </w:rPr>
-      </w:r>
-      <w:r>
-        <w:rPr>
-          <w:lang w:val="ne_NP" w:bidi="ne_NP"/>
-        </w:rPr>
-        <w:t xml:space="preserve">यहूदिया सबैभन्दा महत्त्वपूर्ण शहर </w:t>
-      </w:r>
-      <w:hyperlink r:id="rId23">
-        <w:r>
-          <w:rPr>
-            <w:lang w:val="ne_NP" w:bidi="ne_NP"/>
-          </w:rPr>
-          <w:rPr>
-            <w:color w:val="0000EE"/>
-            <w:u w:val="single"/>
-          </w:rPr>
-          <w:t>यरूशलेम</w:t>
-        </w:r>
-      </w:hyperlink>
-      <w:r>
-        <w:rPr>
-          <w:lang w:val="ne_NP" w:bidi="ne_NP"/>
-        </w:rPr>
-        <w:t xml:space="preserve"> भएको ठाउँ थियो जहाँ परमेश्वरको </w:t>
-      </w:r>
-      <w:hyperlink r:id="rId13">
-        <w:r>
-          <w:rPr>
-            <w:lang w:val="ne_NP" w:bidi="ne_NP"/>
-          </w:rPr>
-          <w:rPr>
-            <w:color w:val="0000EE"/>
-            <w:u w:val="single"/>
-          </w:rPr>
-          <w:t>मन्दिर</w:t>
-        </w:r>
-      </w:hyperlink>
-      <w:r>
-        <w:rPr>
-          <w:lang w:val="ne_NP" w:bidi="ne_NP"/>
-        </w:rPr>
-        <w:t xml:space="preserve"> थियो। प्राय: यहूदियाका मानिसहरूले आफुलाई गालीलका मानिसहरू भन्दा राम्रो </w:t>
-      </w:r>
-      <w:r>
-        <w:rPr>
-          <w:b/>
-          <w:lang w:val="ne_NP" w:bidi="ne_NP"/>
-        </w:rPr>
-        <w:t>यहूदी</w:t>
-      </w:r>
-      <w:r>
-        <w:rPr>
-          <w:lang w:val="ne_NP" w:bidi="ne_NP"/>
-        </w:rPr>
-        <w:t xml:space="preserve"> हौं भनेर सोच्थे। तिनीहरूले गालीलका मानिसहरूलाई तुच्छ ठानेर तिनीहरूलाई अशिक्षित र असभ्य ठाने। यहूदिया </w:t>
-      </w:r>
-      <w:r>
-        <w:rPr>
-          <w:b/>
-          <w:lang w:val="ne_NP" w:bidi="ne_NP"/>
-        </w:rPr>
-        <w:t>र</w:t>
-      </w:r>
-      <w:r>
-        <w:rPr>
-          <w:lang w:val="ne_NP" w:bidi="ne_NP"/>
-        </w:rPr>
-        <w:t xml:space="preserve"> गालीलका मानिसहरूले सामरियाका मानिसहरूलाई तिनीहरू यहूदी रहेनन् भनेर तुच्छ ठानै। </w:t>
-      </w:r>
-    </w:p>
-    <w:p>
-      <w:pPr/>
-      <w:r>
-        <w:rPr>
-          <w:lang w:val="ne_NP" w:bidi="ne_NP"/>
-        </w:rPr>
-      </w:r>
-      <w:r>
-        <w:rPr>
-          <w:lang w:val="ne_NP" w:bidi="ne_NP"/>
-        </w:rPr>
-        <w:t>नयाँ नियमको यहूदिया क्षेत्रलाई पुरानो नियममा यहूदा भनिन्थ्यो।</w:t>
-      </w:r>
-      <w:r>
-        <w:rPr>
-          <w:lang w:val="ne_NP" w:bidi="ne_NP"/>
-        </w:rPr>
-      </w:r>
-      <w:r>
-        <w:rPr>
-          <w:lang w:val="ne_NP" w:bidi="ne_NP"/>
-        </w:rPr>
-      </w:r>
-    </w:p>
-    <w:p>
-      <w:pPr/>
-      <w:r>
-        <w:rPr>
-          <w:lang w:val="ne_NP" w:bidi="ne_NP"/>
-        </w:rPr>
-      </w:r>
-    </w:p>
-    <w:p>
-      <w:pPr>
-        <w:pStyle w:val="Heading2"/>
-      </w:pPr>
-      <w:r>
-        <w:rPr>
-          <w:lang w:val="ne_NP" w:bidi="ne_NP"/>
-        </w:rPr>
-        <w:t>यहूदी</w:t>
-      </w:r>
-      <w:r>
-        <w:rPr>
-          <w:lang w:val="ne_NP" w:bidi="ne_NP"/>
-        </w:rPr>
-      </w:r>
-    </w:p>
-    <w:p>
-      <w:pPr/>
-      <w:r>
-        <w:rPr>
-          <w:lang w:val="ne_NP" w:bidi="ne_NP"/>
-        </w:rPr>
-      </w:r>
-      <w:r>
-        <w:rPr>
-          <w:b/>
-          <w:lang w:val="ne_NP" w:bidi="ne_NP"/>
-        </w:rPr>
-        <w:t>यहूदी</w:t>
-      </w:r>
-      <w:r>
-        <w:rPr>
-          <w:lang w:val="ne_NP" w:bidi="ne_NP"/>
-        </w:rPr>
-        <w:t xml:space="preserve">हरूले याकूबको </w:t>
-      </w:r>
-      <w:r>
-        <w:rPr>
-          <w:b/>
-          <w:lang w:val="ne_NP" w:bidi="ne_NP"/>
-        </w:rPr>
-        <w:t>सन्तानलाई</w:t>
-      </w:r>
-      <w:r>
-        <w:rPr>
-          <w:lang w:val="ne_NP" w:bidi="ne_NP"/>
-        </w:rPr>
-        <w:t xml:space="preserve"> जनाउँछन्। यहूदी शब्द बुझ्नको लागि, तपाईंले पहिले इस्राएलीहरू शब्द बुझ्नु पर्छ।</w:t>
-      </w:r>
-    </w:p>
-    <w:p>
-      <w:pPr/>
-      <w:r>
-        <w:rPr>
-          <w:lang w:val="ne_NP" w:bidi="ne_NP"/>
-        </w:rPr>
-      </w:r>
-      <w:r>
-        <w:rPr>
-          <w:b/>
-          <w:lang w:val="ne_NP" w:bidi="ne_NP"/>
-        </w:rPr>
-        <w:t>इस्राएलीहरू</w:t>
-      </w:r>
-      <w:r>
-        <w:rPr>
-          <w:lang w:val="ne_NP" w:bidi="ne_NP"/>
-        </w:rPr>
-        <w:t xml:space="preserve"> याकूबको सन्तान हुन्। याकूबको हजुरबुबा </w:t>
-      </w:r>
-      <w:hyperlink r:id="rId24">
-        <w:r>
-          <w:rPr>
-            <w:lang w:val="ne_NP" w:bidi="ne_NP"/>
-          </w:rPr>
-          <w:rPr>
-            <w:color w:val="0000EE"/>
-            <w:u w:val="single"/>
-          </w:rPr>
-          <w:t>अब्राहाम</w:t>
-        </w:r>
-      </w:hyperlink>
-      <w:r>
-        <w:rPr>
-          <w:lang w:val="ne_NP" w:bidi="ne_NP"/>
-        </w:rPr>
-        <w:t xml:space="preserve">, येशूको जन्म भन्दा लगभग २००० वर्ष अघि बसोबास गर्ने मानिस थिए। जब अब्राहाम ७५ वर्षको थिए, परमेश्वरले उहाँसँग कुरा गर्नुभयो। परमेश्वरले उहाँलाई आफ्नो गृहदेश छोड्न, र परमेश्वरले उहाँलाई देखाउनु हुने ठाउँमा जान भन्नुभयो। परमेश्वरले भन्नु भयो कि उहाँले अब्राहामलाई </w:t>
-      </w:r>
-      <w:hyperlink r:id="rId25">
-        <w:r>
-          <w:rPr>
-            <w:lang w:val="ne_NP" w:bidi="ne_NP"/>
-          </w:rPr>
-          <w:rPr>
-            <w:color w:val="0000EE"/>
-            <w:u w:val="single"/>
-          </w:rPr>
-          <w:t>आशीर्वाद</w:t>
-        </w:r>
-      </w:hyperlink>
-      <w:r>
-        <w:rPr>
-          <w:lang w:val="ne_NP" w:bidi="ne_NP"/>
-        </w:rPr>
-        <w:t xml:space="preserve"> दिनुहुनेछ, उहाँले उसबाट ठूलो </w:t>
-      </w:r>
-      <w:hyperlink r:id="rId19">
-        <w:r>
-          <w:rPr>
-            <w:lang w:val="ne_NP" w:bidi="ne_NP"/>
-          </w:rPr>
-          <w:rPr>
-            <w:color w:val="0000EE"/>
-            <w:u w:val="single"/>
-          </w:rPr>
-          <w:t>जाति</w:t>
-        </w:r>
-      </w:hyperlink>
-      <w:r>
-        <w:rPr>
-          <w:lang w:val="ne_NP" w:bidi="ne_NP"/>
-        </w:rPr>
-        <w:t xml:space="preserve"> बनाउनुहुनेछ, र परमेश्वरले अब्राहाम मार्फत संसारका सबै जातिहरूलाई आशीर्वाद दिनुहुनेछ। अब्राहामले परमेश्वरको आज्ञा पालन गरे र परमेश्वरले उनलाई हामीले </w:t>
-      </w:r>
-      <w:hyperlink r:id="rId26">
-        <w:r>
-          <w:rPr>
-            <w:lang w:val="ne_NP" w:bidi="ne_NP"/>
-          </w:rPr>
-          <w:rPr>
-            <w:color w:val="0000EE"/>
-            <w:u w:val="single"/>
-          </w:rPr>
-          <w:t>कनान</w:t>
-        </w:r>
-      </w:hyperlink>
-      <w:r>
-        <w:rPr>
-          <w:lang w:val="ne_NP" w:bidi="ne_NP"/>
-        </w:rPr>
-        <w:t xml:space="preserve"> भन्ने क्षेत्रमा अगुवाइ गर्नुभयो। परमेश्वरले अब्राहामलाई यो भूमि अब्राहामको सन्तानलाई दिनुहुनेछ भनेर प्रतिज्ञा गर्नुभयो। अब्राहाम र उनकी पत्नीको कुनै बच्चा थिएन, तर जब अब्राहाम र उनकी पत्नी धेरै बृद्ध भए परमेश्वरले तिनीहरूलाई एउटा छोरा इसहाक दिनुभयो। यो परमेश्वरले अब्राहामसँगको आफ्नो प्रतिज्ञा पूरा गर्नेकुराको सुरुवात थियो।</w:t>
-      </w:r>
-    </w:p>
-    <w:p>
-      <w:pPr/>
-      <w:r>
-        <w:rPr>
-          <w:lang w:val="ne_NP" w:bidi="ne_NP"/>
-        </w:rPr>
-      </w:r>
-      <w:r>
-        <w:rPr>
-          <w:lang w:val="ne_NP" w:bidi="ne_NP"/>
-        </w:rPr>
-        <w:t>अब्राहामको छोरा इसहाकको दुई छोराहरू थिए, तिनीहरू मध्ये एकको नाम याकूब थियो। पछि परमेश्वरले याकूबलाई इस्राएल नाम दिनुभयो। त्यो समय देखि यता, याकूबको सबै सन्तानलाई इस्राएलीहरू भनिनेछ।</w:t>
-      </w:r>
-    </w:p>
-    <w:p>
-      <w:pPr/>
-      <w:r>
-        <w:rPr>
-          <w:lang w:val="ne_NP" w:bidi="ne_NP"/>
-        </w:rPr>
-      </w:r>
-      <w:r>
-        <w:rPr>
-          <w:lang w:val="ne_NP" w:bidi="ne_NP"/>
-        </w:rPr>
-        <w:t xml:space="preserve">किनभने परमेश्वरले अब्राहाम र त्यसपछि इसहाक र याकूबलाई प्रतिज्ञा गर्नुभएको थियो, त्यसैले इस्राएलीहरू परमेश्वरको विशेष मानिसहरू थिए। परमेश्वरले तिनीहरूसँग </w:t>
-      </w:r>
-      <w:hyperlink r:id="rId27">
-        <w:r>
-          <w:rPr>
-            <w:lang w:val="ne_NP" w:bidi="ne_NP"/>
-          </w:rPr>
-          <w:rPr>
-            <w:color w:val="0000EE"/>
-            <w:u w:val="single"/>
-          </w:rPr>
-          <w:t>करार</w:t>
-        </w:r>
-      </w:hyperlink>
-      <w:r>
-        <w:rPr>
-          <w:lang w:val="ne_NP" w:bidi="ne_NP"/>
-        </w:rPr>
-        <w:t xml:space="preserve"> गर्नुभयो, जुन विशेष सम्झौता सहितको प्रतिज्ञा हो। इस्राएलीहरूले परमेश्वरको सबै </w:t>
-      </w:r>
-      <w:r>
-        <w:rPr>
-          <w:b/>
-          <w:lang w:val="ne_NP" w:bidi="ne_NP"/>
-        </w:rPr>
-        <w:t>आज्ञाहरू</w:t>
-      </w:r>
-      <w:r>
-        <w:rPr>
-          <w:lang w:val="ne_NP" w:bidi="ne_NP"/>
-        </w:rPr>
-        <w:t xml:space="preserve"> पालन गर्नेछन् र परमेश्वरले तिनीहरूलाई आशीष दिनुहुनेछ र पृथ्वीका सबै मानिसहरूको लागि तिनीहरूलाई आशीष बनाउनु हुनेछ भन्ने सहमति थियो।</w:t>
-      </w:r>
-    </w:p>
-    <w:p>
-      <w:pPr/>
-      <w:r>
-        <w:rPr>
-          <w:lang w:val="ne_NP" w:bidi="ne_NP"/>
-        </w:rPr>
-      </w:r>
-      <w:r>
-        <w:rPr>
-          <w:lang w:val="ne_NP" w:bidi="ne_NP"/>
-        </w:rPr>
-        <w:t xml:space="preserve">इस्राएलीहरू बसोबास गर्ने भूमिलाई इस्राएल भनिन्थ्यो। यो भूमि इस्राएलको विभिन्न कुलहरूमा विभाजित थियो। पहिला, "न्यायकर्ताहरू" भनिने मानिसहरूले इस्राएलीहरूलाई शासन गरे। जब मानिसहरूले परमेश्वरलाई तिनीहरूलाई </w:t>
-      </w:r>
-      <w:hyperlink r:id="rId28">
-        <w:r>
-          <w:rPr>
-            <w:lang w:val="ne_NP" w:bidi="ne_NP"/>
-          </w:rPr>
-          <w:rPr>
-            <w:color w:val="0000EE"/>
-            <w:u w:val="single"/>
-          </w:rPr>
-          <w:t>राजा</w:t>
-        </w:r>
-      </w:hyperlink>
-      <w:r>
-        <w:rPr>
-          <w:lang w:val="ne_NP" w:bidi="ne_NP"/>
-        </w:rPr>
-        <w:t xml:space="preserve"> दिन आग्रह गरे, परमेश्वरले तिनीहरूमा शासन गर्न राजा नियुक्त गर्नुभयो। सुरुमा यो राम्रो भयो, र राजा </w:t>
-      </w:r>
-      <w:hyperlink r:id="rId15">
-        <w:r>
-          <w:rPr>
-            <w:lang w:val="ne_NP" w:bidi="ne_NP"/>
-          </w:rPr>
-          <w:rPr>
-            <w:color w:val="0000EE"/>
-            <w:u w:val="single"/>
-          </w:rPr>
-          <w:t>दाऊद</w:t>
-        </w:r>
-      </w:hyperlink>
-      <w:r>
-        <w:rPr>
-          <w:lang w:val="ne_NP" w:bidi="ne_NP"/>
-        </w:rPr>
-        <w:t xml:space="preserve"> र उनको छोरा सुलेमानको शासनमा, इस्राएलको राज्य ठूलो र समृद्ध भयो। तर जब राजा सुलेमान मरे, त्यहाँ द्वन्द्व भयो। १२ कुलहरू मध्ये दस कुलहरू राजा सुलेमानको छोरालाई आफ्नो राजा बनाउन चाहँदैनथे। तिनीहरू अन्य दुई कुलहरूबाट अलग भएर आफ्नो राजा रोजे।</w:t>
-      </w:r>
-    </w:p>
-    <w:p>
-      <w:pPr/>
-      <w:r>
-        <w:rPr>
-          <w:lang w:val="ne_NP" w:bidi="ne_NP"/>
-        </w:rPr>
-      </w:r>
-      <w:r>
-        <w:rPr>
-          <w:lang w:val="ne_NP" w:bidi="ne_NP"/>
-        </w:rPr>
-        <w:t xml:space="preserve">त्यो समय देखि, इस्राएल विभाजित भयो। १० कुलहरू भएको उत्तरी भागलाई अझै इस्राएल भनियो। दुई कुलहरू भएको दक्षिणी भागलाई </w:t>
-      </w:r>
-      <w:r>
-        <w:rPr>
-          <w:b/>
-          <w:lang w:val="ne_NP" w:bidi="ne_NP"/>
-        </w:rPr>
-        <w:t>यहूदा</w:t>
-      </w:r>
-      <w:r>
-        <w:rPr>
-          <w:lang w:val="ne_NP" w:bidi="ne_NP"/>
-        </w:rPr>
-        <w:t xml:space="preserve"> भनियो। यसलाई यहूदा भनियो किनभने यहूदाको कुल दुई कुलहरू मध्ये सबैभन्दा ठूलो थियो यि दबै मिलेर दक्षिणी राज्य बनाए। </w:t>
-      </w:r>
-    </w:p>
-    <w:p>
-      <w:pPr/>
-      <w:r>
-        <w:rPr>
-          <w:lang w:val="ne_NP" w:bidi="ne_NP"/>
-        </w:rPr>
-      </w:r>
-      <w:r>
-        <w:rPr>
-          <w:lang w:val="ne_NP" w:bidi="ne_NP"/>
-        </w:rPr>
-        <w:t>प्रत्येक भागको आफ्नो राजा थियो। अश्शूर राष्ट्रले येशूको जन्म भन्दा लगभग ७०० वर्ष अघि, उत्तरी भाग इस्राएललाई पराजित गरे। यो हुन गयो किनभने मानिसहरूले निरन्तर परमेश्वरको आज्ञा पालन गरिरहेका थिएनन् र करार भङ्ग गरिरहेका थिए। अश्शूरको राजाले इस्राएलको अधिकांश मानिसहरूलाई विदेशी देशहरूमा पठाए। यो उत्तरी राज्यको अन्त्य थियो। यी मानिसहरूलाई के भयो भन्ने बारेमा अरु थप कुरा हामी कहिल्यै सुन्दैनौ।</w:t>
-      </w:r>
-    </w:p>
-    <w:p>
-      <w:pPr/>
-      <w:r>
-        <w:rPr>
-          <w:lang w:val="ne_NP" w:bidi="ne_NP"/>
-        </w:rPr>
-      </w:r>
-      <w:r>
-        <w:rPr>
-          <w:lang w:val="ne_NP" w:bidi="ne_NP"/>
-        </w:rPr>
-        <w:t xml:space="preserve">यहूदाको राज्य अलि बढी लामो समय सम्म रह्यो, तर केही वर्षपछि परमेश्वरले तिनीहरूलाई पनि तिनीहरूको अनाज्ञाकारिताले गर्दा दण्ड दिनुभयो। अर्को विदेशी जाति बाबेलवासीहरू आए र </w:t>
-      </w:r>
-      <w:hyperlink r:id="rId23">
-        <w:r>
-          <w:rPr>
-            <w:lang w:val="ne_NP" w:bidi="ne_NP"/>
-          </w:rPr>
-          <w:rPr>
-            <w:color w:val="0000EE"/>
-            <w:u w:val="single"/>
-          </w:rPr>
-          <w:t>यरूशलेम</w:t>
-        </w:r>
-      </w:hyperlink>
-      <w:r>
-        <w:rPr>
-          <w:lang w:val="ne_NP" w:bidi="ne_NP"/>
-        </w:rPr>
-        <w:t xml:space="preserve"> शहरलाई नष्ट गरे, र बाबेलवासीहरूले यहूदाबाट धेरै मानिसहरूलाई कैदीको रूपमा बाबेल लगे। अब यहूदाका मानिसहरूलाई यहूदी भनियो, जसको अर्थ "यहूदाका मानिसहरू" हो। पछि, परमेश्वरले यहूदीहरूलाई यहूदामा फर्कन अनुमति दिनुभयो, जहाँ तिनीहरूले यरूशलेम शहर र </w:t>
-      </w:r>
-      <w:hyperlink r:id="rId13">
-        <w:r>
-          <w:rPr>
-            <w:lang w:val="ne_NP" w:bidi="ne_NP"/>
-          </w:rPr>
-          <w:rPr>
-            <w:color w:val="0000EE"/>
-            <w:u w:val="single"/>
-          </w:rPr>
-          <w:t>मन्दिरलाई</w:t>
-        </w:r>
-      </w:hyperlink>
-      <w:r>
-        <w:rPr>
-          <w:lang w:val="ne_NP" w:bidi="ne_NP"/>
-        </w:rPr>
-        <w:t xml:space="preserve"> पुन: निर्माण गरे। तर यहूदा फेरि कहिल्यै स्वतन्त्र राज्य हुने भएन। नयाँ नियमको समयमा, रोम नाम गरेको अर्को राष्ट्रले इस्राएलको क्षेत्रमा शासन गरिरहेको थियो। पहिलेको दक्षिणी राज्य यहूदालाई अब यहूदा रोमी प्रान्त भनियो। इस्राएलको उत्तरी राज्य भएको ठाउँ अब लगभग </w:t>
-      </w:r>
-      <w:hyperlink r:id="rId22">
-        <w:r>
-          <w:rPr>
-            <w:lang w:val="ne_NP" w:bidi="ne_NP"/>
-          </w:rPr>
-          <w:rPr>
-            <w:color w:val="0000EE"/>
-            <w:u w:val="single"/>
-          </w:rPr>
-          <w:t>सामरिया</w:t>
-        </w:r>
-      </w:hyperlink>
-      <w:r>
-        <w:rPr>
-          <w:lang w:val="ne_NP" w:bidi="ne_NP"/>
-        </w:rPr>
-        <w:t xml:space="preserve"> र </w:t>
-      </w:r>
-      <w:hyperlink r:id="rId21">
-        <w:r>
-          <w:rPr>
-            <w:lang w:val="ne_NP" w:bidi="ne_NP"/>
-          </w:rPr>
-          <w:rPr>
-            <w:color w:val="0000EE"/>
-            <w:u w:val="single"/>
-          </w:rPr>
-          <w:t>गालीलको</w:t>
-        </w:r>
-      </w:hyperlink>
-      <w:r>
-        <w:rPr>
-          <w:lang w:val="ne_NP" w:bidi="ne_NP"/>
-        </w:rPr>
-        <w:t xml:space="preserve"> रोमी प्रान्तहरू भए। अब यहूदी शब्दले तिनीहरू जहाँ बसोबास गरेपनि याकूबको बाँकी सबै सन्तानलाई जनाउन थालेको थियो।</w:t>
-      </w:r>
-    </w:p>
-    <w:p>
-      <w:pPr/>
-      <w:r>
-        <w:rPr>
-          <w:lang w:val="ne_NP" w:bidi="ne_NP"/>
-        </w:rPr>
-      </w:r>
-      <w:r>
-        <w:rPr>
-          <w:lang w:val="ne_NP" w:bidi="ne_NP"/>
-        </w:rPr>
-        <w:t>त्यसैले, इस्राएलीहरू शब्द र यहूदी शब्द दुबैले याकूबको सन्तानलाई जनाउँछन्। यहूदी शब्द विशेष गरी नयाँ नियममा र पुरानो नियमको पछिल्लो खण्डहरूमा देखा पर्छ।</w:t>
-      </w:r>
-    </w:p>
-    <w:p>
-      <w:pPr/>
-      <w:r>
-        <w:rPr>
-          <w:lang w:val="ne_NP" w:bidi="ne_NP"/>
-        </w:rPr>
-      </w:r>
-      <w:r>
-        <w:rPr>
-          <w:lang w:val="ne_NP" w:bidi="ne_NP"/>
-        </w:rPr>
-        <w:t>सामान्यतया, जब मानिसहरूले इस्राएलीहरू शब्द प्रयोग गर्छन्, तिनीहरूले विशेष गरी इस्राएल देशमा बसोबास गर्ने मानिसहरूको बारेमा सोचेको हुन सक्छ। जब तिनीहरूले यहूदी शब्द प्रयोग गर्छन्, तिनीहरूले विशेष गरी अब्राहाम, इसहाक र याकूबको परमेश्वरमा समर्पित भएका मानिसहरू र परमेश्वरले याकूबको सन्तानसँग गर्नुभएको करार कायम राख्न चाहने मानिसहरूको बारेमा सोच्न सक्छन्। त्यसैले, कहिलेकाँही यहूदी शब्दको अर्थ बढी धार्मिक हुन्छ।</w:t>
-      </w:r>
-    </w:p>
-    <w:p>
-      <w:pPr/>
-      <w:r>
-        <w:rPr>
-          <w:lang w:val="ne_NP" w:bidi="ne_NP"/>
-        </w:rPr>
-      </w:r>
-      <w:r>
-        <w:rPr>
-          <w:lang w:val="ne_NP" w:bidi="ne_NP"/>
-        </w:rPr>
-        <w:t xml:space="preserve">नयाँ नियमको चारवटा </w:t>
-      </w:r>
-      <w:r>
-        <w:rPr>
-          <w:b/>
-          <w:lang w:val="ne_NP" w:bidi="ne_NP"/>
-        </w:rPr>
-        <w:t>सुसमाचारको</w:t>
-      </w:r>
-      <w:r>
-        <w:rPr>
-          <w:lang w:val="ne_NP" w:bidi="ne_NP"/>
-        </w:rPr>
-        <w:t xml:space="preserve"> पुस्तकहरूले हामीलाई येशूको जीवनको बारेमा बताउँछ, हामीले भेट्ने प्राय: सबै मानिसहरू यहूदी हुन्: येशू, उहाँका </w:t>
-      </w:r>
-      <w:r>
-        <w:rPr>
-          <w:b/>
-          <w:lang w:val="ne_NP" w:bidi="ne_NP"/>
-        </w:rPr>
-        <w:t>चेलाहरू</w:t>
-      </w:r>
-      <w:r>
-        <w:rPr>
-          <w:lang w:val="ne_NP" w:bidi="ne_NP"/>
-        </w:rPr>
-        <w:t xml:space="preserve"> र उहाँको कुरा सुन्ने अधिकांश मानिसहरू यहूदी हुन्। तर यूहन्नाको पुस्तकमा यहूदी शब्द विशेष प्रकारले प्रयोग गरिएको छ। जब यूहन्नाको सुसमाचारको लेखकले यहूदीहरूको बारेमा कुरा गर्छन्, प्राय: उनको अर्थ यहूदीहरूको </w:t>
-      </w:r>
-      <w:r>
-        <w:rPr>
-          <w:b/>
-          <w:lang w:val="ne_NP" w:bidi="ne_NP"/>
-        </w:rPr>
-        <w:t>धार्मिक नेताहरू</w:t>
-      </w:r>
-      <w:r>
-        <w:rPr>
-          <w:lang w:val="ne_NP" w:bidi="ne_NP"/>
-        </w:rPr>
-        <w:t xml:space="preserve"> हो। सामान्यतया यसको अर्थ येशूको विरोध गर्ने मानिसहरू हो।</w:t>
-      </w:r>
-      <w:r>
-        <w:rPr>
-          <w:lang w:val="ne_NP" w:bidi="ne_NP"/>
-        </w:rPr>
-      </w:r>
-      <w:r>
-        <w:rPr>
-          <w:lang w:val="ne_NP" w:bidi="ne_NP"/>
-        </w:rPr>
-      </w:r>
-    </w:p>
-    <w:p>
-      <w:pPr/>
-      <w:r>
-        <w:rPr>
-          <w:lang w:val="ne_NP" w:bidi="ne_NP"/>
-        </w:rPr>
-      </w:r>
-    </w:p>
-    <w:p>
-      <w:pPr>
-        <w:pStyle w:val="Heading2"/>
-      </w:pPr>
-      <w:r>
-        <w:rPr>
-          <w:lang w:val="ne_NP" w:bidi="ne_NP"/>
-        </w:rPr>
-        <w:t>यहोवा</w:t>
-      </w:r>
-      <w:r>
-        <w:rPr>
-          <w:lang w:val="ne_NP" w:bidi="ne_NP"/>
-        </w:rPr>
-      </w:r>
-    </w:p>
-    <w:p>
-      <w:pPr/>
-      <w:r>
-        <w:rPr>
-          <w:lang w:val="ne_NP" w:bidi="ne_NP"/>
-        </w:rPr>
-      </w:r>
-      <w:r>
-        <w:rPr>
-          <w:lang w:val="ne_NP" w:bidi="ne_NP"/>
-        </w:rPr>
-        <w:t xml:space="preserve">येशूको जन्मको लगभग १२०० देखि १५०० वर्ष अघि, जब परमेश्वरले </w:t>
-      </w:r>
-      <w:r>
-        <w:rPr>
-          <w:b/>
-          <w:lang w:val="ne_NP" w:bidi="ne_NP"/>
-        </w:rPr>
-        <w:t>इस्राएलीहरूलाई</w:t>
-      </w:r>
-      <w:r>
-        <w:rPr>
-          <w:lang w:val="ne_NP" w:bidi="ne_NP"/>
-        </w:rPr>
-        <w:t xml:space="preserve"> मिश्रको दासत्वबाट बाहिर निकाल्न मोशालाई बोलाउनु भयो, तब मोशाले परमेश्वरलाई सोधे: "मलाई कसले पठाएको हो भनेर इस्राएलीहरूले मलाई सोध्नेछन् तब मैले के भन्नु?" यहाँ मोशाले परमेश्वरको नाम सोध्छन्। अनि परमेश्वरले मोशालाई परमेश्वरकोलागि एउटा नाम दिनुहुन्छ, जुन उनले प्रयोग गर्न सक्छन: "</w:t>
-      </w:r>
-      <w:r>
-        <w:rPr>
-          <w:b/>
-          <w:lang w:val="ne_NP" w:bidi="ne_NP"/>
-        </w:rPr>
-        <w:t>यहोवाले</w:t>
-      </w:r>
-      <w:r>
-        <w:rPr>
-          <w:lang w:val="ne_NP" w:bidi="ne_NP"/>
-        </w:rPr>
-        <w:t xml:space="preserve"> मलाई पठाउनु भएको हो भनेर तिमीले मानिसहरूलाई भन्न सक्छौ" भनेर उहाँले मोशालाई भन्नुहुन्छ। यस नामको अर्थ "म हुँ" वा "म हुँ जो म हुँ" भन्ने हो। जब मानिसहरूले परमेश्वरको यो नाम सुन्छन्, तब परमेश्वरले संसार र यसका सबै कुरा सृजना गर्नुभयो भनेर तिनीहरूले सम्झन्छन्। परमेश्वर कहिल्यै परिवर्तन हुँदैन, उहाँ अनन्तकालीन परमेश्वर हुनुहुन्छ र आफ्नो प्रतिज्ञाहरू पूरा गर्ने परमेश्वर हुनुहुन्छ।</w:t>
-      </w:r>
-    </w:p>
-    <w:p>
-      <w:pPr/>
-      <w:r>
-        <w:rPr>
-          <w:lang w:val="ne_NP" w:bidi="ne_NP"/>
-        </w:rPr>
-      </w:r>
-      <w:r>
-        <w:rPr>
-          <w:lang w:val="ne_NP" w:bidi="ne_NP"/>
-        </w:rPr>
-        <w:t xml:space="preserve">बाइबलमा परमेश्वरको अन्य नामहरू छन्, जस्तै "सर्वोच्च परमेश्वर" वा "स्वर्गीय सेनाहरूको परमेश्वर" तर जब मानिसहरूले परमेश्वरको यो यहोवा नाम सुन्छन् तब तिनीहरूले विशेष गरी मोशाको समयमा परमेश्वरले इस्राएलीहरूसँग गर्नुभएको </w:t>
-      </w:r>
-      <w:hyperlink r:id="rId27">
-        <w:r>
-          <w:rPr>
-            <w:lang w:val="ne_NP" w:bidi="ne_NP"/>
-          </w:rPr>
-          <w:rPr>
-            <w:color w:val="0000EE"/>
-            <w:u w:val="single"/>
-          </w:rPr>
-          <w:t>करार</w:t>
-        </w:r>
-      </w:hyperlink>
-      <w:r>
-        <w:rPr>
-          <w:lang w:val="ne_NP" w:bidi="ne_NP"/>
-        </w:rPr>
-        <w:t xml:space="preserve"> वा विशेष प्रतिज्ञाको बारेमा सोच्छन्। यहोवा नाम परमेश्वरको धेरै व्यक्तिगत नाम थियो जसले परमेश्वरको इस्राएलका मानिसहरूसँग घनिष्ठ सम्बन्धलाई देखाउँथ्यो।</w:t>
-      </w:r>
-    </w:p>
-    <w:p>
-      <w:pPr/>
-      <w:r>
-        <w:rPr>
-          <w:lang w:val="ne_NP" w:bidi="ne_NP"/>
-        </w:rPr>
-      </w:r>
-      <w:r>
-        <w:rPr>
-          <w:b/>
-          <w:lang w:val="ne_NP" w:bidi="ne_NP"/>
-        </w:rPr>
-        <w:t>यहूदीहरू</w:t>
-      </w:r>
-      <w:r>
-        <w:rPr>
-          <w:lang w:val="ne_NP" w:bidi="ne_NP"/>
-        </w:rPr>
-        <w:t xml:space="preserve"> परमेश्वरको यो नाम उच्चारण गर्न धेरै होसियार थिए। परमेश्वर </w:t>
-      </w:r>
-      <w:hyperlink r:id="rId29">
-        <w:r>
-          <w:rPr>
-            <w:lang w:val="ne_NP" w:bidi="ne_NP"/>
-          </w:rPr>
-          <w:rPr>
-            <w:color w:val="0000EE"/>
-            <w:u w:val="single"/>
-          </w:rPr>
-          <w:t>पवित्र</w:t>
-        </w:r>
-      </w:hyperlink>
-      <w:r>
-        <w:rPr>
-          <w:lang w:val="ne_NP" w:bidi="ne_NP"/>
-        </w:rPr>
-        <w:t xml:space="preserve"> हुनुहुन्थ्यो, त्यसैले उहाँको नाम पवित्र थियो। तिनीहरूले परमेश्वरको नामलाई हल्का रूपमा प्रयोग गरेर उहाँलाई चोट पुर्याउन चाहँदैनथे। समय बित्तै जाँदा, यहूदी मानिसहरूले परमेश्वरको नाम कम भन्दा कम प्रयोग गर्न थाले किनभने तिनीहरू परमेश्वरलाई अपमान गर्न डराउँथे। त्यसैले, जब यहूदीहरूले बाइबलको पुस्तकहरू, जसलाई अहिले हामीले पुरानो नियम भन्छौ, तिनीहरूले पढिरहेका हुन्थे तिनिहरूले यहोवा शव्द उच्चारण गर्दैनथे। यसको सट्टा जब जब तिनीहरूले यहोवा शब्द देख्थे, तिनीहरूले एउटा शब्द बोल्थे जसको अर्थ मालिक वा </w:t>
-      </w:r>
-      <w:hyperlink r:id="rId30">
-        <w:r>
-          <w:rPr>
-            <w:lang w:val="ne_NP" w:bidi="ne_NP"/>
-          </w:rPr>
-          <w:rPr>
-            <w:color w:val="0000EE"/>
-            <w:u w:val="single"/>
-          </w:rPr>
-          <w:t>प्रभु</w:t>
-        </w:r>
-      </w:hyperlink>
-      <w:r>
-        <w:rPr>
-          <w:lang w:val="ne_NP" w:bidi="ne_NP"/>
-        </w:rPr>
-        <w:t xml:space="preserve"> हो। यो तिनीहरूले परमेश्वरलाई गरेको आदरको संकेत थियो।</w:t>
-      </w:r>
-    </w:p>
-    <w:p>
-      <w:pPr/>
-      <w:r>
-        <w:rPr>
-          <w:lang w:val="ne_NP" w:bidi="ne_NP"/>
-        </w:rPr>
-      </w:r>
-      <w:r>
-        <w:rPr>
-          <w:lang w:val="ne_NP" w:bidi="ne_NP"/>
-        </w:rPr>
-        <w:t>यस कारणले, केही बाइबल अनुवादहरूले यहोवाको सट्टामा प्रभु भनेर पनि लेख्छन्।</w:t>
-      </w:r>
-    </w:p>
-    <w:p>
-      <w:pPr/>
-      <w:r>
-        <w:rPr>
-          <w:lang w:val="ne_NP" w:bidi="ne_NP"/>
-        </w:rPr>
-      </w:r>
-      <w:r>
-        <w:rPr>
-          <w:lang w:val="ne_NP" w:bidi="ne_NP"/>
-        </w:rPr>
-        <w:t>केही बाइबल अनुवादहरूले यहोवा शब्द प्रयोग गर्छन्। वास्तवमा यो शब्द एउटा गलत बुझाइ हो; यो यहोवा शब्द र प्रभुको लागि प्रयोग हुने हिब्रू शब्दको मिश्रण हो। यो वास्तविक शब्द वा नाम होइन।</w:t>
-      </w:r>
-    </w:p>
-    <w:p>
-      <w:pPr/>
-      <w:r>
-        <w:rPr>
-          <w:lang w:val="ne_NP" w:bidi="ne_NP"/>
-        </w:rPr>
-      </w:r>
-      <w:r>
-        <w:rPr>
-          <w:b/>
-          <w:lang w:val="ne_NP" w:bidi="ne_NP"/>
-        </w:rPr>
-        <w:t>जब तपाईं "यहोवा" अनुवाद गर्दै हुनुहुन्छ भने निम्न कुराहरूमा सावधान रहनुहोस्:</w:t>
-      </w:r>
-    </w:p>
-    <w:p>
-      <w:pPr/>
-      <w:r>
-        <w:rPr>
-          <w:lang w:val="ne_NP" w:bidi="ne_NP"/>
-        </w:rPr>
-      </w:r>
-      <w:r>
-        <w:rPr>
-          <w:lang w:val="ne_NP" w:bidi="ne_NP"/>
-        </w:rPr>
-        <w:t>तपाईंले निर्णय लिन समय लिनु पर्छ, र केही समयपछि तपाईंले फेरि आफ्नो निर्णय परिवर्तन गर्नुपर्ने हुन सक्छ। यहोवा शब्दलाई अनुवाद गर्न गाह्रो छ! यसको बारेमा प्रार्थना गर्नुहोस् र धेरै मानिसहरूले के सोच्छन् भनेर सुन्न तिनीहरूसँग यसको बारेमा कुरा गर्नुहोस्।</w:t>
-      </w:r>
-      <w:r>
-        <w:rPr>
-          <w:lang w:val="ne_NP" w:bidi="ne_NP"/>
-        </w:rPr>
-      </w:r>
-      <w:r>
-        <w:rPr>
-          <w:lang w:val="ne_NP" w:bidi="ne_NP"/>
-        </w:rPr>
-      </w:r>
-    </w:p>
-    <w:p>
-      <w:pPr/>
-      <w:r>
-        <w:rPr>
-          <w:lang w:val="ne_NP" w:bidi="ne_NP"/>
-        </w:rPr>
-      </w:r>
-    </w:p>
-    <w:p>
-      <w:pPr>
-        <w:pStyle w:val="Heading2"/>
-      </w:pPr>
-      <w:r>
-        <w:rPr>
-          <w:lang w:val="ne_NP" w:bidi="ne_NP"/>
-        </w:rPr>
-        <w:t>याकूब</w:t>
-      </w:r>
-      <w:r>
-        <w:rPr>
-          <w:lang w:val="ne_NP" w:bidi="ne_NP"/>
-        </w:rPr>
-      </w:r>
-    </w:p>
-    <w:p>
-      <w:pPr/>
-      <w:r>
-        <w:rPr>
-          <w:lang w:val="ne_NP" w:bidi="ne_NP"/>
-        </w:rPr>
-      </w:r>
-      <w:r>
-        <w:rPr>
-          <w:lang w:val="ne_NP" w:bidi="ne_NP"/>
-        </w:rPr>
-        <w:t xml:space="preserve">नयाँ नियममा </w:t>
-      </w:r>
-      <w:r>
-        <w:rPr>
-          <w:b/>
-          <w:lang w:val="ne_NP" w:bidi="ne_NP"/>
-        </w:rPr>
-        <w:t>याकूब</w:t>
-      </w:r>
-      <w:r>
-        <w:rPr>
-          <w:lang w:val="ne_NP" w:bidi="ne_NP"/>
-        </w:rPr>
-        <w:t xml:space="preserve"> नाम गरेको तीन मानिसहरू छन्।</w:t>
-      </w:r>
-    </w:p>
-    <w:p>
-      <w:pPr/>
-      <w:r>
-        <w:rPr>
-          <w:lang w:val="ne_NP" w:bidi="ne_NP"/>
-        </w:rPr>
-      </w:r>
-      <w:r>
-        <w:rPr>
-          <w:lang w:val="ne_NP" w:bidi="ne_NP"/>
-        </w:rPr>
-        <w:t xml:space="preserve">येशूको </w:t>
-      </w:r>
-      <w:r>
-        <w:rPr>
-          <w:b/>
-          <w:lang w:val="ne_NP" w:bidi="ne_NP"/>
-        </w:rPr>
-        <w:t>चेलाहरू</w:t>
-      </w:r>
-      <w:r>
-        <w:rPr>
-          <w:lang w:val="ne_NP" w:bidi="ne_NP"/>
-        </w:rPr>
-        <w:t xml:space="preserve"> मध्ये एकको नाम याकूब थियो। याकूबको </w:t>
-      </w:r>
-      <w:hyperlink r:id="rId31">
-        <w:r>
-          <w:rPr>
-            <w:lang w:val="ne_NP" w:bidi="ne_NP"/>
-          </w:rPr>
-          <w:rPr>
-            <w:color w:val="0000EE"/>
-            <w:u w:val="single"/>
-          </w:rPr>
-          <w:t>यूहन्ना</w:t>
-        </w:r>
-      </w:hyperlink>
-      <w:r>
-        <w:rPr>
-          <w:lang w:val="ne_NP" w:bidi="ne_NP"/>
-        </w:rPr>
-        <w:t xml:space="preserve"> नाउँ गरेको भाइ थियो र उनको बुबाको नाम जब्दिया थियो। याकूब र यूहन्ना मछुवाहरू थिए, येशूले तिनीहरूलाई आफ्नो चेलाहरू बन्न बोलाउनु भयो। अर्को चेला पत्रुससँगै, यी तीन जना विशेष समयमा प्राय: येशूसँग थिए। येशूको १२ चेलाहरूमा, यी तीन जना येशूको सबैभन्दा नजिकको थिए।</w:t>
-      </w:r>
-    </w:p>
-    <w:p>
-      <w:pPr/>
-      <w:r>
-        <w:rPr>
-          <w:lang w:val="ne_NP" w:bidi="ne_NP"/>
-        </w:rPr>
-      </w:r>
-      <w:r>
-        <w:rPr>
-          <w:lang w:val="ne_NP" w:bidi="ne_NP"/>
-        </w:rPr>
-        <w:t>एक पटक, येशूले याकूब र उनको भाइ यूहन्नालाई "गर्जनको छोराहरू" भनेर भन्नुभयो। किनभने तिनीहरू रिस भएको र छिट्टै रिसाउने भएकोले येशूले तिनीहरूलाई यो नाम दिनु भएको हुन सक्छ। तर हामीलाई यो कुरा पक्का थाहा छैन।</w:t>
-      </w:r>
-    </w:p>
-    <w:p>
-      <w:pPr/>
-      <w:r>
-        <w:rPr>
-          <w:lang w:val="ne_NP" w:bidi="ne_NP"/>
-        </w:rPr>
-      </w:r>
-      <w:r>
-        <w:rPr>
-          <w:lang w:val="ne_NP" w:bidi="ne_NP"/>
-        </w:rPr>
-        <w:t>हामी प्रेरितको पुस्तकमा राजा हेरोद अग्रिपाले याकूबलाई मारेको हो भनेर सुन्छौ।</w:t>
-      </w:r>
-    </w:p>
-    <w:p>
-      <w:pPr/>
-      <w:r>
-        <w:rPr>
-          <w:lang w:val="ne_NP" w:bidi="ne_NP"/>
-        </w:rPr>
-      </w:r>
-      <w:r>
-        <w:rPr>
-          <w:lang w:val="ne_NP" w:bidi="ne_NP"/>
-        </w:rPr>
-        <w:t xml:space="preserve"> त्याहाँ याकूब भनिने, येशूको अर्को चेला थियो। उनलाई अल्फियसको छोरा याकूब वा "सानो याकूब" भनिन्छ। मानिसहरूले उनलाई "सानो याकूब" उपनाम दिए किनभने उहाँ शायद याकूब नाम गरेको अर्को चेला भन्दा कि कान्छो वा कि होचो हुनुहुन्थ्यो।</w:t>
-      </w:r>
-    </w:p>
-    <w:p>
-      <w:pPr/>
-      <w:r>
-        <w:rPr>
-          <w:lang w:val="ne_NP" w:bidi="ne_NP"/>
-        </w:rPr>
-      </w:r>
-      <w:r>
-        <w:rPr>
-          <w:lang w:val="ne_NP" w:bidi="ne_NP"/>
-        </w:rPr>
-        <w:t xml:space="preserve">अर्को याकूब येशूको भाइ हुन जो येशूको आमा </w:t>
-      </w:r>
-      <w:hyperlink r:id="rId32">
-        <w:r>
-          <w:rPr>
-            <w:lang w:val="ne_NP" w:bidi="ne_NP"/>
-          </w:rPr>
-          <w:rPr>
-            <w:color w:val="0000EE"/>
-            <w:u w:val="single"/>
-          </w:rPr>
-          <w:t>मरियम</w:t>
-        </w:r>
-      </w:hyperlink>
-      <w:r>
-        <w:rPr>
-          <w:lang w:val="ne_NP" w:bidi="ne_NP"/>
-        </w:rPr>
-        <w:t xml:space="preserve"> र उनको पति यूसुफको छोरा हुन। यस याकूबले सुरुमा येशूलाई परमेश्वरले पठाउनु भयो भनेर </w:t>
-      </w:r>
-      <w:r>
-        <w:rPr>
-          <w:b/>
-          <w:lang w:val="ne_NP" w:bidi="ne_NP"/>
-        </w:rPr>
-        <w:t>विश्वास</w:t>
-      </w:r>
-      <w:r>
-        <w:rPr>
-          <w:lang w:val="ne_NP" w:bidi="ne_NP"/>
-        </w:rPr>
-        <w:t xml:space="preserve"> गरेनन्। तर येशू मरेकाहरूबाट बौरी उठ्नुभएपछि, याकूबले येशूमा विश्वास गर्न थाले। याकूब सुरुको </w:t>
-      </w:r>
-      <w:hyperlink r:id="rId33">
-        <w:r>
-          <w:rPr>
-            <w:lang w:val="ne_NP" w:bidi="ne_NP"/>
-          </w:rPr>
-          <w:rPr>
-            <w:color w:val="0000EE"/>
-            <w:u w:val="single"/>
-          </w:rPr>
-          <w:t>मण्डलीमा</w:t>
-        </w:r>
-      </w:hyperlink>
-      <w:r>
-        <w:rPr>
-          <w:lang w:val="ne_NP" w:bidi="ne_NP"/>
-        </w:rPr>
-        <w:t xml:space="preserve"> महत्त्वपूर्ण अगुवा भए, र सायद उनी नयाँ नियममा भएको याकूबको पुस्तकको लेखक हुन्।</w:t>
-      </w:r>
-      <w:r>
-        <w:rPr>
-          <w:lang w:val="ne_NP" w:bidi="ne_NP"/>
-        </w:rPr>
-      </w:r>
-      <w:r>
-        <w:rPr>
-          <w:lang w:val="ne_NP" w:bidi="ne_NP"/>
-        </w:rPr>
-      </w:r>
-    </w:p>
-    <w:p>
-      <w:pPr/>
-      <w:r>
-        <w:rPr>
-          <w:lang w:val="ne_NP" w:bidi="ne_NP"/>
-        </w:rPr>
-      </w:r>
-    </w:p>
-    <w:p>
-      <w:pPr>
-        <w:pStyle w:val="Heading2"/>
-      </w:pPr>
-      <w:r>
-        <w:rPr>
-          <w:lang w:val="ne_NP" w:bidi="ne_NP"/>
-        </w:rPr>
-        <w:t>यूहन्ना</w:t>
-      </w:r>
-      <w:r>
-        <w:rPr>
-          <w:lang w:val="ne_NP" w:bidi="ne_NP"/>
-        </w:rPr>
-      </w:r>
-    </w:p>
-    <w:p>
-      <w:pPr/>
-      <w:r>
-        <w:rPr>
-          <w:lang w:val="ne_NP" w:bidi="ne_NP"/>
-        </w:rPr>
-      </w:r>
-      <w:r>
-        <w:rPr>
-          <w:b/>
-          <w:lang w:val="ne_NP" w:bidi="ne_NP"/>
-        </w:rPr>
-        <w:t>यूहन्ना</w:t>
-      </w:r>
-      <w:r>
-        <w:rPr>
-          <w:lang w:val="ne_NP" w:bidi="ne_NP"/>
-        </w:rPr>
-        <w:t xml:space="preserve"> येशूको </w:t>
-      </w:r>
-      <w:r>
-        <w:rPr>
-          <w:b/>
-          <w:lang w:val="ne_NP" w:bidi="ne_NP"/>
-        </w:rPr>
-        <w:t>चेलाहरू</w:t>
-      </w:r>
-      <w:r>
-        <w:rPr>
-          <w:lang w:val="ne_NP" w:bidi="ne_NP"/>
-        </w:rPr>
-        <w:t xml:space="preserve"> मध्ये एक थिए। उहाँ अर्को चेला </w:t>
-      </w:r>
-      <w:hyperlink r:id="rId34">
-        <w:r>
-          <w:rPr>
-            <w:lang w:val="ne_NP" w:bidi="ne_NP"/>
-          </w:rPr>
-          <w:rPr>
-            <w:color w:val="0000EE"/>
-            <w:u w:val="single"/>
-          </w:rPr>
-          <w:t>याकूबको</w:t>
-        </w:r>
-      </w:hyperlink>
-      <w:r>
-        <w:rPr>
-          <w:lang w:val="ne_NP" w:bidi="ne_NP"/>
-        </w:rPr>
-        <w:t xml:space="preserve"> भाइ हुनुहुन्थ्यो र तिनीहरूको बुबाको नाम जब्दिया थियो। याकूब र यूहन्ना मछुवाहरू थिए, येशूले तिनीहरूलाई आफ्नो चेला बन्न बोलाउनु भयो। अर्को चेला पत्रुससँगै, अन्य चेलाहरू नहुँदा पनि यी तीन जना विशेष समयहरूमा येशूसँग थिए।</w:t>
-      </w:r>
-    </w:p>
-    <w:p>
-      <w:pPr/>
-      <w:r>
-        <w:rPr>
-          <w:lang w:val="ne_NP" w:bidi="ne_NP"/>
-        </w:rPr>
-      </w:r>
-      <w:r>
-        <w:rPr>
-          <w:lang w:val="ne_NP" w:bidi="ne_NP"/>
-        </w:rPr>
-        <w:t>एक पटक, येशूले याकूब र उनको भाइ यूहन्नालाई "गर्जनको छोराहरू" भनेर भन्नुभयो। किनभने तिनीहरू रिस भएको र छिट्टै रिसाउने भएकोले येशूले तिनीहरूलाई यो नाम दिनु भएको हुन सक्छ। तर हामीलाई पक्का थाहा छैन।</w:t>
-      </w:r>
-    </w:p>
-    <w:p>
-      <w:pPr/>
-      <w:r>
-        <w:rPr>
-          <w:lang w:val="ne_NP" w:bidi="ne_NP"/>
-        </w:rPr>
-      </w:r>
-      <w:r>
-        <w:rPr>
           <w:lang w:val="ne_NP" w:bidi="ne_NP"/>
         </w:rPr>
         <w:t xml:space="preserve">सायद चेला यूहन्ना नयाँ नियमको पुस्तकहरू यूहन्नाको </w:t>
       </w:r>
-      <w:hyperlink r:id="rId35">
-        <w:r>
-          <w:rPr>
-            <w:lang w:val="ne_NP" w:bidi="ne_NP"/>
-          </w:rPr>
-          <w:rPr>
-            <w:color w:val="0000EE"/>
-            <w:u w:val="single"/>
-          </w:rPr>
-          <w:t>सुसमाचार</w:t>
-        </w:r>
-      </w:hyperlink>
+      <w:r>
+        <w:rPr>
+          <w:lang w:val="ne_NP" w:bidi="ne_NP"/>
+        </w:rPr>
+        <w:t>सुसमाचार</w:t>
+      </w:r>
       <w:r>
         <w:rPr>
           <w:lang w:val="ne_NP" w:bidi="ne_NP"/>
@@ -2000,7 +1775,6 @@
       </w:r>
       <w:r>
         <w:rPr>
-          <w:b/>
           <w:lang w:val="ne_NP" w:bidi="ne_NP"/>
         </w:rPr>
         <w:t>दर्शनहरू</w:t>
